--- a/downloads/workbook/ai-6-week-02.docx
+++ b/downloads/workbook/ai-6-week-02.docx
@@ -889,6 +889,178 @@
         <w:t>Project connection: For the Grounded Learning Service, retain an annotated trace and the changed-case result. Name the contract or evidence that makes the deciding step valid, so another team can review it.</w:t>
       </w:r>
     </w:p>
+    <w:p>
+      <w:pPr>
+        <w:pStyle w:val="Heading1"/>
+      </w:pPr>
+      <w:r>
+        <w:t>13. Project portfolio milestone</w:t>
+      </w:r>
+    </w:p>
+    <w:p>
+      <w:r>
+        <w:t>Project: Grounded Learning Service</w:t>
+      </w:r>
+    </w:p>
+    <w:p>
+      <w:r>
+        <w:t>Current milestone: Frame the need. Name the user, the problem, allowed inputs and a safe simple starting method.</w:t>
+      </w:r>
+    </w:p>
+    <w:p>
+      <w:r>
+        <w:t>For the Grounded Learning Service, retain an annotated trace and the changed-case result. Name the contract or evidence that makes the deciding step valid, so another team can review it.</w:t>
+      </w:r>
+    </w:p>
+    <w:tbl>
+      <w:tblPr>
+        <w:tblStyle w:val="LightShading-Accent1"/>
+        <w:tblW w:type="auto" w:w="0"/>
+        <w:tblLook w:firstColumn="1" w:firstRow="1" w:lastColumn="0" w:lastRow="0" w:noHBand="0" w:noVBand="1" w:val="04A0"/>
+      </w:tblPr>
+      <w:tblGrid>
+        <w:gridCol w:w="5112"/>
+        <w:gridCol w:w="5112"/>
+      </w:tblGrid>
+      <w:tr>
+        <w:trPr>
+          <w:tblHeader/>
+        </w:trPr>
+        <w:tc>
+          <w:tcPr>
+            <w:tcW w:type="dxa" w:w="5112"/>
+          </w:tcPr>
+          <w:p>
+            <w:r>
+              <w:t>Evidence to keep</w:t>
+            </w:r>
+          </w:p>
+        </w:tc>
+        <w:tc>
+          <w:tcPr>
+            <w:tcW w:type="dxa" w:w="5112"/>
+          </w:tcPr>
+          <w:p>
+            <w:r>
+              <w:t>My record</w:t>
+            </w:r>
+          </w:p>
+        </w:tc>
+      </w:tr>
+      <w:tr>
+        <w:tc>
+          <w:tcPr>
+            <w:tcW w:type="dxa" w:w="5112"/>
+          </w:tcPr>
+          <w:p>
+            <w:r>
+              <w:t>This week’s input and deciding step</w:t>
+            </w:r>
+          </w:p>
+        </w:tc>
+        <w:tc>
+          <w:tcPr>
+            <w:tcW w:type="dxa" w:w="5112"/>
+          </w:tcPr>
+          <w:p>
+            <w:r/>
+          </w:p>
+        </w:tc>
+      </w:tr>
+      <w:tr>
+        <w:tc>
+          <w:tcPr>
+            <w:tcW w:type="dxa" w:w="5112"/>
+          </w:tcPr>
+          <w:p>
+            <w:r>
+              <w:t>Prediction and actual result (or labelled paper trace)</w:t>
+            </w:r>
+          </w:p>
+        </w:tc>
+        <w:tc>
+          <w:tcPr>
+            <w:tcW w:type="dxa" w:w="5112"/>
+          </w:tcPr>
+          <w:p>
+            <w:r/>
+          </w:p>
+        </w:tc>
+      </w:tr>
+      <w:tr>
+        <w:tc>
+          <w:tcPr>
+            <w:tcW w:type="dxa" w:w="5112"/>
+          </w:tcPr>
+          <w:p>
+            <w:r>
+              <w:t>One change since the previous checkpoint and why</w:t>
+            </w:r>
+          </w:p>
+        </w:tc>
+        <w:tc>
+          <w:tcPr>
+            <w:tcW w:type="dxa" w:w="5112"/>
+          </w:tcPr>
+          <w:p>
+            <w:r/>
+          </w:p>
+        </w:tc>
+      </w:tr>
+      <w:tr>
+        <w:tc>
+          <w:tcPr>
+            <w:tcW w:type="dxa" w:w="5112"/>
+          </w:tcPr>
+          <w:p>
+            <w:r>
+              <w:t>One error or limit and the next test</w:t>
+            </w:r>
+          </w:p>
+        </w:tc>
+        <w:tc>
+          <w:tcPr>
+            <w:tcW w:type="dxa" w:w="5112"/>
+          </w:tcPr>
+          <w:p>
+            <w:r/>
+          </w:p>
+        </w:tc>
+      </w:tr>
+    </w:tbl>
+    <w:p>
+      <w:pPr>
+        <w:pStyle w:val="Heading3"/>
+      </w:pPr>
+      <w:r>
+        <w:t>Explain what this week adds to your project. Reuse last week’s record rather than starting again.</w:t>
+      </w:r>
+    </w:p>
+    <w:p>
+      <w:r>
+        <w:t>________________________________________________________________</w:t>
+      </w:r>
+    </w:p>
+    <w:p>
+      <w:r>
+        <w:t>________________________________________________________________</w:t>
+      </w:r>
+    </w:p>
+    <w:p>
+      <w:r>
+        <w:t>________________________________________________________________</w:t>
+      </w:r>
+    </w:p>
+    <w:p>
+      <w:r>
+        <w:t>________________________________________________________________</w:t>
+      </w:r>
+    </w:p>
+    <w:p>
+      <w:r>
+        <w:t>________________________________________________________________</w:t>
+      </w:r>
+    </w:p>
     <w:sectPr>
       <w:pgSz w:w="12240" w:h="15840"/>
       <w:pgMar w:top="936" w:right="1008" w:bottom="936" w:left="1008" w:header="720" w:footer="720" w:gutter="0"/>

--- a/downloads/workbook/ai-6-week-02.docx
+++ b/downloads/workbook/ai-6-week-02.docx
@@ -1061,6 +1061,225 @@
         <w:t>________________________________________________________________</w:t>
       </w:r>
     </w:p>
+    <w:p>
+      <w:pPr>
+        <w:pStyle w:val="Heading1"/>
+      </w:pPr>
+      <w:r>
+        <w:t>14. Supported practice and learning evidence</w:t>
+      </w:r>
+    </w:p>
+    <w:p>
+      <w:r>
+        <w:t>Use this supported practice once, in the browser or on paper. Keep the reserved independent assessment for a separate first attempt before teacher feedback.</w:t>
+      </w:r>
+    </w:p>
+    <w:p>
+      <w:r>
+        <w:t>Four boxes for a library reply. A learner asks when the map room closes. Follow the request through the service.</w:t>
+      </w:r>
+    </w:p>
+    <w:p>
+      <w:pPr>
+        <w:pStyle w:val="Heading3"/>
+      </w:pPr>
+      <w:r>
+        <w:t>Practice 1: explain the deciding evidence</w:t>
+      </w:r>
+    </w:p>
+    <w:p>
+      <w:r>
+        <w:t>Which labelled step matches this detail? A draft cites R and states 17:30; validation checks agreement before returning it.</w:t>
+      </w:r>
+    </w:p>
+    <w:p>
+      <w:r>
+        <w:t>1. Retrieve R</w:t>
+      </w:r>
+    </w:p>
+    <w:p>
+      <w:r>
+        <w:t>2. Draft and check</w:t>
+      </w:r>
+    </w:p>
+    <w:p>
+      <w:r>
+        <w:t>3. Receive question</w:t>
+      </w:r>
+    </w:p>
+    <w:p>
+      <w:pPr>
+        <w:pStyle w:val="Heading3"/>
+      </w:pPr>
+      <w:r>
+        <w:t>My selected conclusion, deciding fact and explanation</w:t>
+      </w:r>
+    </w:p>
+    <w:p>
+      <w:r>
+        <w:t>________________________________________________________________</w:t>
+      </w:r>
+    </w:p>
+    <w:p>
+      <w:r>
+        <w:t>________________________________________________________________</w:t>
+      </w:r>
+    </w:p>
+    <w:p>
+      <w:r>
+        <w:t>________________________________________________________________</w:t>
+      </w:r>
+    </w:p>
+    <w:p>
+      <w:r>
+        <w:t>________________________________________________________________</w:t>
+      </w:r>
+    </w:p>
+    <w:p>
+      <w:r>
+        <w:t>________________________________________________________________</w:t>
+      </w:r>
+    </w:p>
+    <w:p>
+      <w:r>
+        <w:t>Hint if needed: Read the steps in the pictorial case. Match the supplied detail to the stage that performs or records it.</w:t>
+      </w:r>
+    </w:p>
+    <w:p>
+      <w:r>
+        <w:t>After your attempt, compare with the supported explanation: Draft and check A draft cites R and states 17:30; validation checks agreement before returning it. An architecture assigns responsibilities and carries data between components. Retrieval provides evidence; drafting supplies wording.</w:t>
+      </w:r>
+    </w:p>
+    <w:p>
+      <w:pPr>
+        <w:pStyle w:val="Heading3"/>
+      </w:pPr>
+      <w:r>
+        <w:t>Practice 2: explain the deciding evidence</w:t>
+      </w:r>
+    </w:p>
+    <w:p>
+      <w:r>
+        <w:t>Changed-case practice: Disconnect retrieval from the application. Which conclusion is supported by the supplied facts?</w:t>
+      </w:r>
+    </w:p>
+    <w:p>
+      <w:r>
+        <w:t>1. Return review status rather than inventing a time.</w:t>
+      </w:r>
+    </w:p>
+    <w:p>
+      <w:r>
+        <w:t>2. This one example guarantees correct results for every future input.</w:t>
+      </w:r>
+    </w:p>
+    <w:p>
+      <w:r>
+        <w:t>3. We can decide the result without examining the changed input or the procedure.</w:t>
+      </w:r>
+    </w:p>
+    <w:p>
+      <w:pPr>
+        <w:pStyle w:val="Heading3"/>
+      </w:pPr>
+      <w:r>
+        <w:t>My selected conclusion, deciding fact and explanation</w:t>
+      </w:r>
+    </w:p>
+    <w:p>
+      <w:r>
+        <w:t>________________________________________________________________</w:t>
+      </w:r>
+    </w:p>
+    <w:p>
+      <w:r>
+        <w:t>________________________________________________________________</w:t>
+      </w:r>
+    </w:p>
+    <w:p>
+      <w:r>
+        <w:t>________________________________________________________________</w:t>
+      </w:r>
+    </w:p>
+    <w:p>
+      <w:r>
+        <w:t>________________________________________________________________</w:t>
+      </w:r>
+    </w:p>
+    <w:p>
+      <w:r>
+        <w:t>________________________________________________________________</w:t>
+      </w:r>
+    </w:p>
+    <w:p>
+      <w:r>
+        <w:t>Hint if needed: Use the changed condition and the deciding step in the pictorial trace. The answer must say what follows from those facts.</w:t>
+      </w:r>
+    </w:p>
+    <w:p>
+      <w:r>
+        <w:t>After your attempt, compare with the supported explanation: Return review status rather than inventing a time. The supported-answer path lacks its required evidence input.</w:t>
+      </w:r>
+    </w:p>
+    <w:p>
+      <w:pPr>
+        <w:pStyle w:val="Heading3"/>
+      </w:pPr>
+      <w:r>
+        <w:t>Repair a missing building block</w:t>
+      </w:r>
+    </w:p>
+    <w:p>
+      <w:r>
+        <w:t>Review Requirements and service boundaries (ai-6/1). Goal: Explain the mechanism and terminology of requirements and service boundaries. Short practice: Split the museum visitor’s request into two operations. Which can the service perform for P, and what happens to each operation when Q has no approved card?. Return to this week and explain what you changed.</w:t>
+      </w:r>
+    </w:p>
+    <w:p>
+      <w:pPr>
+        <w:pStyle w:val="Heading3"/>
+      </w:pPr>
+      <w:r>
+        <w:t>Keep your completed work</w:t>
+      </w:r>
+    </w:p>
+    <w:p>
+      <w:r>
+        <w:t>Use Download completed work in the hosted lesson to export your answers, reflections, practice feedback and code-run evidence. Open the HTML copy to read or print it. Drafts stay in this browser when storage is available; clear drafts on a shared device.</w:t>
+      </w:r>
+    </w:p>
+    <w:p>
+      <w:pPr>
+        <w:pStyle w:val="Heading3"/>
+      </w:pPr>
+      <w:r>
+        <w:t>What I repaired, the evidence I kept and the next test</w:t>
+      </w:r>
+    </w:p>
+    <w:p>
+      <w:r>
+        <w:t>________________________________________________________________</w:t>
+      </w:r>
+    </w:p>
+    <w:p>
+      <w:r>
+        <w:t>________________________________________________________________</w:t>
+      </w:r>
+    </w:p>
+    <w:p>
+      <w:r>
+        <w:t>________________________________________________________________</w:t>
+      </w:r>
+    </w:p>
+    <w:p>
+      <w:r>
+        <w:t>________________________________________________________________</w:t>
+      </w:r>
+    </w:p>
+    <w:p>
+      <w:r>
+        <w:t>________________________________________________________________</w:t>
+      </w:r>
+    </w:p>
     <w:sectPr>
       <w:pgSz w:w="12240" w:h="15840"/>
       <w:pgMar w:top="936" w:right="1008" w:bottom="936" w:left="1008" w:header="720" w:footer="720" w:gutter="0"/>

--- a/downloads/workbook/ai-6-week-02.docx
+++ b/downloads/workbook/ai-6-week-02.docx
@@ -30,6 +30,17 @@
     </w:p>
     <w:p>
       <w:r>
+        <w:t>Record your starting explanation for Architecture and data flow before opening notes. Show any later correction separately.</w:t>
+      </w:r>
+    </w:p>
+    <w:p>
+      <w:pPr>
+        <w:spacing w:line="336" w:lineRule="auto" w:after="180"/>
+      </w:pPr>
+      <w:r>
+        <w:rPr>
+          <w:b w:val="0"/>
+        </w:rPr>
         <w:t>Try the recall before opening notes. Then use a different colour or a labelled second line to correct your explanation.</w:t>
       </w:r>
     </w:p>
@@ -42,7 +53,13 @@
       </w:r>
     </w:p>
     <w:p>
-      <w:r>
+      <w:pPr>
+        <w:spacing w:line="336" w:lineRule="auto" w:after="180"/>
+      </w:pPr>
+      <w:r>
+        <w:rPr>
+          <w:b w:val="0"/>
+        </w:rPr>
         <w:t>Without opening the old lesson, explain one key idea from Requirements and service boundaries. Give an example and a mistake that the idea helps you avoid.</w:t>
       </w:r>
     </w:p>
@@ -79,7 +96,30 @@
     </w:p>
     <w:p>
       <w:r>
-        <w:t>Use W2: Trace the worked case for Architecture and data flow. Record the answer once; the lesson and workbook refer to the same attempt.</w:t>
+        <w:t>Complete the supported Architecture and data flow trace and record the first step you can explain without help.</w:t>
+      </w:r>
+    </w:p>
+    <w:p>
+      <w:pPr>
+        <w:spacing w:line="336" w:lineRule="auto" w:after="180"/>
+      </w:pPr>
+      <w:r>
+        <w:rPr>
+          <w:b w:val="0"/>
+        </w:rPr>
+        <w:t xml:space="preserve">Use W2: Trace the worked case for Architecture and </w:t>
+      </w:r>
+      <w:r>
+        <w:rPr>
+          <w:b/>
+        </w:rPr>
+        <w:t>data flow</w:t>
+      </w:r>
+      <w:r>
+        <w:rPr>
+          <w:b w:val="0"/>
+        </w:rPr>
+        <w:t>. Record the answer once; the lesson and workbook refer to the same attempt.</w:t>
       </w:r>
     </w:p>
     <w:tbl>
@@ -207,7 +247,41 @@
     </w:p>
     <w:p>
       <w:r>
-        <w:t>Use the worked case for Architecture and data flow. Proposed explanation: “The worked result establishes every future case”. Decide whether this explanation is supported. Point to the step or supplied fact that decides; explain your repair if needed.</w:t>
+        <w:t>Check the proposed Architecture and data flow explanation against the supplied facts before discussing it.</w:t>
+      </w:r>
+    </w:p>
+    <w:p>
+      <w:pPr>
+        <w:spacing w:line="336" w:lineRule="auto" w:after="180"/>
+      </w:pPr>
+      <w:r>
+        <w:rPr>
+          <w:b w:val="0"/>
+        </w:rPr>
+        <w:t xml:space="preserve">Use the worked case for Architecture and </w:t>
+      </w:r>
+      <w:r>
+        <w:rPr>
+          <w:b/>
+        </w:rPr>
+        <w:t>data flow</w:t>
+      </w:r>
+      <w:r>
+        <w:rPr>
+          <w:b w:val="0"/>
+        </w:rPr>
+        <w:t>. Proposed explanation: “The worked result establishes every future case”. Decide whether this explanation is supported.</w:t>
+      </w:r>
+    </w:p>
+    <w:p>
+      <w:pPr>
+        <w:spacing w:line="336" w:lineRule="auto" w:after="180"/>
+      </w:pPr>
+      <w:r>
+        <w:rPr>
+          <w:b w:val="0"/>
+        </w:rPr>
+        <w:t>Point to the step or supplied fact that decides; explain your repair if needed.</w:t>
       </w:r>
     </w:p>
     <w:p>
@@ -247,16 +321,8 @@
       </w:r>
     </w:p>
     <w:p>
-      <w:pPr>
-        <w:pStyle w:val="Heading3"/>
-      </w:pPr>
-      <w:r>
-        <w:t>Independent case: Apply a new case independently</w:t>
-      </w:r>
-    </w:p>
-    <w:p>
-      <w:r>
-        <w:t>Input is malformed, yet lookup runs and then a validator rejects output. Locate the first stage that should stop.</w:t>
+      <w:r>
+        <w:t>Write one first attempt at the reserved independent case before feedback. Repeated copies of that case refer to the same recorded attempt.</w:t>
       </w:r>
     </w:p>
     <w:p>
@@ -264,17 +330,44 @@
         <w:pStyle w:val="Heading3"/>
       </w:pPr>
       <w:r>
-        <w:t>My independent explanation, trace and limits</w:t>
+        <w:t>Independent case: Apply a new case independently</w:t>
       </w:r>
     </w:p>
     <w:p>
-      <w:r>
-        <w:t>________________________________________________________________</w:t>
+      <w:pPr>
+        <w:spacing w:line="336" w:lineRule="auto" w:after="180"/>
+      </w:pPr>
+      <w:r>
+        <w:rPr>
+          <w:b/>
+        </w:rPr>
+        <w:t>Input</w:t>
+      </w:r>
+      <w:r>
+        <w:rPr>
+          <w:b w:val="0"/>
+        </w:rPr>
+        <w:t xml:space="preserve"> is malformed, yet lookup runs and then a validator rejects </w:t>
+      </w:r>
+      <w:r>
+        <w:rPr>
+          <w:b/>
+        </w:rPr>
+        <w:t>output</w:t>
+      </w:r>
+      <w:r>
+        <w:rPr>
+          <w:b w:val="0"/>
+        </w:rPr>
+        <w:t>. Locate the first stage that should stop.</w:t>
       </w:r>
     </w:p>
     <w:p>
-      <w:r>
-        <w:t>________________________________________________________________</w:t>
+      <w:pPr>
+        <w:pStyle w:val="Heading3"/>
+      </w:pPr>
+      <w:r>
+        <w:t>My independent explanation, trace and limits</w:t>
       </w:r>
     </w:p>
     <w:p>
@@ -304,6 +397,22 @@
     </w:p>
     <w:p>
       <w:r>
+        <w:t>________________________________________________________________</w:t>
+      </w:r>
+    </w:p>
+    <w:p>
+      <w:r>
+        <w:t>________________________________________________________________</w:t>
+      </w:r>
+    </w:p>
+    <w:p>
+      <w:pPr>
+        <w:spacing w:line="336" w:lineRule="auto" w:after="180"/>
+      </w:pPr>
+      <w:r>
+        <w:rPr>
+          <w:b w:val="0"/>
+        </w:rPr>
         <w:t>Attempt this case before feedback. Record any help. Earlier examples below are further practice; a case already practised with feedback cannot establish fresh transfer.</w:t>
       </w:r>
     </w:p>
@@ -317,7 +426,54 @@
     </w:p>
     <w:p>
       <w:r>
-        <w:t>Explain the weekly mechanism in your own words. Use the worked scenario to name its input, decision rule and output.</w:t>
+        <w:t>Explain the mechanism. Apply the supplied Architecture and data flow facts and keep your reasoning.</w:t>
+      </w:r>
+    </w:p>
+    <w:p>
+      <w:pPr>
+        <w:spacing w:line="336" w:lineRule="auto" w:after="180"/>
+      </w:pPr>
+      <w:r>
+        <w:rPr>
+          <w:b w:val="0"/>
+        </w:rPr>
+        <w:t xml:space="preserve">Explain the weekly </w:t>
+      </w:r>
+      <w:r>
+        <w:rPr>
+          <w:b/>
+        </w:rPr>
+        <w:t>mechanism</w:t>
+      </w:r>
+      <w:r>
+        <w:rPr>
+          <w:b w:val="0"/>
+        </w:rPr>
+        <w:t xml:space="preserve"> in your own words. Use the worked scenario to name its </w:t>
+      </w:r>
+      <w:r>
+        <w:rPr>
+          <w:b/>
+        </w:rPr>
+        <w:t>input</w:t>
+      </w:r>
+      <w:r>
+        <w:rPr>
+          <w:b w:val="0"/>
+        </w:rPr>
+        <w:t xml:space="preserve">, decision rule and </w:t>
+      </w:r>
+      <w:r>
+        <w:rPr>
+          <w:b/>
+        </w:rPr>
+        <w:t>output</w:t>
+      </w:r>
+      <w:r>
+        <w:rPr>
+          <w:b w:val="0"/>
+        </w:rPr>
+        <w:t>.</w:t>
       </w:r>
     </w:p>
     <w:p>
@@ -368,6 +524,17 @@
     </w:p>
     <w:p>
       <w:r>
+        <w:t>Trace the worked case. Apply the supplied Architecture and data flow facts and keep your reasoning.</w:t>
+      </w:r>
+    </w:p>
+    <w:p>
+      <w:pPr>
+        <w:spacing w:line="336" w:lineRule="auto" w:after="180"/>
+      </w:pPr>
+      <w:r>
+        <w:rPr>
+          <w:b w:val="0"/>
+        </w:rPr>
         <w:t>A student request bypasses the role filter and sends teacher records directly to a generator. Show the intermediate steps and give the conclusion with its scope.</w:t>
       </w:r>
     </w:p>
@@ -424,7 +591,53 @@
     </w:p>
     <w:p>
       <w:r>
-        <w:t>A report omits this qualification: A component diagram is a plan, not evidence that the running implementation enforces its arrows. Explain how omitting it could change a reader's interpretation, and write an accurate replacement.</w:t>
+        <w:t>Audit the limit. Apply the supplied Architecture and data flow facts and keep your reasoning.</w:t>
+      </w:r>
+    </w:p>
+    <w:p>
+      <w:pPr>
+        <w:spacing w:line="336" w:lineRule="auto" w:after="180"/>
+      </w:pPr>
+      <w:r>
+        <w:rPr>
+          <w:b w:val="0"/>
+        </w:rPr>
+        <w:t xml:space="preserve">A report omits this qualification: A </w:t>
+      </w:r>
+      <w:r>
+        <w:rPr>
+          <w:b/>
+        </w:rPr>
+        <w:t>component</w:t>
+      </w:r>
+      <w:r>
+        <w:rPr>
+          <w:b w:val="0"/>
+        </w:rPr>
+        <w:t xml:space="preserve"> diagram is a plan, not </w:t>
+      </w:r>
+      <w:r>
+        <w:rPr>
+          <w:b/>
+        </w:rPr>
+        <w:t>evidence</w:t>
+      </w:r>
+      <w:r>
+        <w:rPr>
+          <w:b w:val="0"/>
+        </w:rPr>
+        <w:t xml:space="preserve"> that the running implementation enforces its arrows.</w:t>
+      </w:r>
+    </w:p>
+    <w:p>
+      <w:pPr>
+        <w:spacing w:line="336" w:lineRule="auto" w:after="180"/>
+      </w:pPr>
+      <w:r>
+        <w:rPr>
+          <w:b w:val="0"/>
+        </w:rPr>
+        <w:t>Explain how omitting it could change a reader's interpretation, and write an accurate replacement.</w:t>
       </w:r>
     </w:p>
     <w:p>
@@ -475,7 +688,36 @@
     </w:p>
     <w:p>
       <w:r>
-        <w:t>Input is malformed, yet lookup runs and then a validator rejects output. Locate the first stage that should stop.</w:t>
+        <w:t>Attempt before feedback. If this repeats the selected independent case, reuse that first attempt; otherwise keep a separate record. Apply a new case independently. Apply the supplied Architecture and data flow facts and keep your reasoning.</w:t>
+      </w:r>
+    </w:p>
+    <w:p>
+      <w:pPr>
+        <w:spacing w:line="336" w:lineRule="auto" w:after="180"/>
+      </w:pPr>
+      <w:r>
+        <w:rPr>
+          <w:b/>
+        </w:rPr>
+        <w:t>Input</w:t>
+      </w:r>
+      <w:r>
+        <w:rPr>
+          <w:b w:val="0"/>
+        </w:rPr>
+        <w:t xml:space="preserve"> is malformed, yet lookup runs and then a validator rejects </w:t>
+      </w:r>
+      <w:r>
+        <w:rPr>
+          <w:b/>
+        </w:rPr>
+        <w:t>output</w:t>
+      </w:r>
+      <w:r>
+        <w:rPr>
+          <w:b w:val="0"/>
+        </w:rPr>
+        <w:t>. Locate the first stage that should stop.</w:t>
       </w:r>
     </w:p>
     <w:p>
@@ -536,7 +778,29 @@
     </w:p>
     <w:p>
       <w:r>
-        <w:t>For the worked scenario, propose one additional case that could reveal a failure, describe its expected outcome before running it, and explain what would need to remain fixed for a fair comparison. Do not reuse W4 as a new final test after receiving feedback.</w:t>
+        <w:t>Design a revealing follow-up. Apply the supplied Architecture and data flow facts and keep your reasoning.</w:t>
+      </w:r>
+    </w:p>
+    <w:p>
+      <w:pPr>
+        <w:spacing w:line="336" w:lineRule="auto" w:after="180"/>
+      </w:pPr>
+      <w:r>
+        <w:rPr>
+          <w:b w:val="0"/>
+        </w:rPr>
+        <w:t>For the worked scenario, propose one additional case that could reveal a failure, describe its expected outcome before running it, and explain what would need to remain fixed for a fair comparison.</w:t>
+      </w:r>
+    </w:p>
+    <w:p>
+      <w:pPr>
+        <w:spacing w:line="336" w:lineRule="auto" w:after="180"/>
+      </w:pPr>
+      <w:r>
+        <w:rPr>
+          <w:b w:val="0"/>
+        </w:rPr>
+        <w:t>Do not reuse W4 as a new final test after receiving feedback.</w:t>
       </w:r>
     </w:p>
     <w:p>
@@ -592,7 +856,101 @@
     </w:p>
     <w:p>
       <w:r>
-        <w:t>Add a labelled architecture and data flow evidence sheet to Grounded Learning Service. Show how you can explain the mechanism and terminology of architecture and data flow. Use the supplied fictional case and keep its inputs, intermediate steps, calculation or prediction, and limitation. Connect this record to last week’s record; a matching answer without a trace is insufficient.</w:t>
+        <w:t>Connect Architecture and data flow to Grounded Learning Service, identify a limit and choose the next useful test.</w:t>
+      </w:r>
+    </w:p>
+    <w:p>
+      <w:pPr>
+        <w:spacing w:line="336" w:lineRule="auto" w:after="180"/>
+      </w:pPr>
+      <w:r>
+        <w:rPr>
+          <w:b w:val="0"/>
+        </w:rPr>
+        <w:t xml:space="preserve">Add a labelled architecture and </w:t>
+      </w:r>
+      <w:r>
+        <w:rPr>
+          <w:b/>
+        </w:rPr>
+        <w:t>data flow</w:t>
+      </w:r>
+      <w:r>
+        <w:rPr>
+          <w:b w:val="0"/>
+        </w:rPr>
+        <w:t xml:space="preserve"> </w:t>
+      </w:r>
+      <w:r>
+        <w:rPr>
+          <w:b/>
+        </w:rPr>
+        <w:t>evidence</w:t>
+      </w:r>
+      <w:r>
+        <w:rPr>
+          <w:b w:val="0"/>
+        </w:rPr>
+        <w:t xml:space="preserve"> sheet to Grounded Learning Service. Show how you can explain the </w:t>
+      </w:r>
+      <w:r>
+        <w:rPr>
+          <w:b/>
+        </w:rPr>
+        <w:t>mechanism</w:t>
+      </w:r>
+      <w:r>
+        <w:rPr>
+          <w:b w:val="0"/>
+        </w:rPr>
+        <w:t xml:space="preserve"> and terminology of architecture and </w:t>
+      </w:r>
+      <w:r>
+        <w:rPr>
+          <w:b/>
+        </w:rPr>
+        <w:t>data flow</w:t>
+      </w:r>
+      <w:r>
+        <w:rPr>
+          <w:b w:val="0"/>
+        </w:rPr>
+        <w:t>.</w:t>
+      </w:r>
+    </w:p>
+    <w:p>
+      <w:pPr>
+        <w:spacing w:line="336" w:lineRule="auto" w:after="180"/>
+      </w:pPr>
+      <w:r>
+        <w:rPr>
+          <w:b w:val="0"/>
+        </w:rPr>
+        <w:t xml:space="preserve">Use the supplied fictional case and keep its </w:t>
+      </w:r>
+      <w:r>
+        <w:rPr>
+          <w:b/>
+        </w:rPr>
+        <w:t>input</w:t>
+      </w:r>
+      <w:r>
+        <w:rPr>
+          <w:b w:val="0"/>
+        </w:rPr>
+        <w:t xml:space="preserve">s, intermediate steps, calculation or </w:t>
+      </w:r>
+      <w:r>
+        <w:rPr>
+          <w:b/>
+        </w:rPr>
+        <w:t>prediction</w:t>
+      </w:r>
+      <w:r>
+        <w:rPr>
+          <w:b w:val="0"/>
+        </w:rPr>
+        <w:t>, and limitation. Connect this record to last week’s record; a matching answer without a trace is insufficient.</w:t>
       </w:r>
     </w:p>
     <w:p>
@@ -639,6 +997,11 @@
       </w:pPr>
       <w:r>
         <w:t>11. Feedback, return check and learning record</w:t>
+      </w:r>
+    </w:p>
+    <w:p>
+      <w:r>
+        <w:t>Record the first repaired step and a different case to revisit after a delay.</w:t>
       </w:r>
     </w:p>
     <w:tbl>
@@ -778,7 +1141,13 @@
       </w:tr>
     </w:tbl>
     <w:p>
-      <w:r>
+      <w:pPr>
+        <w:spacing w:line="336" w:lineRule="auto" w:after="180"/>
+      </w:pPr>
+      <w:r>
+        <w:rPr>
+          <w:b w:val="0"/>
+        </w:rPr>
         <w:t>Revisit this idea with your teacher after a delay. Familiarity is different from explaining and using it on a changed case.</w:t>
       </w:r>
     </w:p>
@@ -792,11 +1161,28 @@
     </w:p>
     <w:p>
       <w:r>
-        <w:t>Four boxes for a library reply. A learner asks when the map room closes. Follow the request through the service.</w:t>
+        <w:t>Four boxes for a library reply. A learner asks when the map room closes. Follow the request through the service. Explain the labelled step before checking the changed condition.</w:t>
       </w:r>
     </w:p>
     <w:p>
-      <w:r>
+      <w:pPr>
+        <w:spacing w:line="336" w:lineRule="auto" w:after="180"/>
+      </w:pPr>
+      <w:r>
+        <w:rPr>
+          <w:b w:val="0"/>
+        </w:rPr>
+        <w:t>Four boxes for a library reply. A learner asks when the map room closes. Follow the request through the service.</w:t>
+      </w:r>
+    </w:p>
+    <w:p>
+      <w:pPr>
+        <w:spacing w:line="336" w:lineRule="auto" w:after="180"/>
+      </w:pPr>
+      <w:r>
+        <w:rPr>
+          <w:b w:val="0"/>
+        </w:rPr>
         <w:t>Approved schedule R says 17:30. The model may phrase facts but cannot replace them.</w:t>
       </w:r>
     </w:p>
@@ -837,7 +1223,14 @@
       </w:r>
     </w:p>
     <w:p>
-      <w:r>
+      <w:pPr>
+        <w:spacing w:line="336" w:lineRule="auto" w:after="180"/>
+        <w:shd w:fill="F5F1FB"/>
+      </w:pPr>
+      <w:r>
+        <w:rPr>
+          <w:b w:val="0"/>
+        </w:rPr>
         <w:t>Label what moves along the library request, retrieval and drafting arrows. Where does 17:30 come from, and why must the service stop if the retrieval arrow is disconnected?</w:t>
       </w:r>
     </w:p>
@@ -880,13 +1273,58 @@
       </w:r>
     </w:p>
     <w:p>
-      <w:r>
-        <w:t>Support used: alone / hint / worked example. This record is practice evidence.</w:t>
+      <w:pPr>
+        <w:pStyle w:val="Heading3"/>
+      </w:pPr>
+      <w:r>
+        <w:t>Record the help used</w:t>
       </w:r>
     </w:p>
     <w:p>
-      <w:r>
-        <w:t>Project connection: For the Grounded Learning Service, retain an annotated trace and the changed-case result. Name the contract or evidence that makes the deciding step valid, so another team can review it.</w:t>
+      <w:pPr>
+        <w:spacing w:line="336" w:lineRule="auto" w:after="180"/>
+        <w:shd w:fill="F1F6F8"/>
+      </w:pPr>
+      <w:r>
+        <w:rPr>
+          <w:b w:val="0"/>
+        </w:rPr>
+        <w:t xml:space="preserve">Support used: alone / hint / worked example. This record is practice </w:t>
+      </w:r>
+      <w:r>
+        <w:rPr>
+          <w:b/>
+        </w:rPr>
+        <w:t>evidence</w:t>
+      </w:r>
+      <w:r>
+        <w:rPr>
+          <w:b w:val="0"/>
+        </w:rPr>
+        <w:t>.</w:t>
+      </w:r>
+    </w:p>
+    <w:p>
+      <w:pPr>
+        <w:spacing w:line="336" w:lineRule="auto" w:after="180"/>
+      </w:pPr>
+      <w:r>
+        <w:rPr>
+          <w:b w:val="0"/>
+        </w:rPr>
+        <w:t xml:space="preserve">Project connection: For the Grounded Learning Service, retain an annotated trace and the changed-case result. Name the contract or </w:t>
+      </w:r>
+      <w:r>
+        <w:rPr>
+          <w:b/>
+        </w:rPr>
+        <w:t>evidence</w:t>
+      </w:r>
+      <w:r>
+        <w:rPr>
+          <w:b w:val="0"/>
+        </w:rPr>
+        <w:t xml:space="preserve"> that makes the deciding step valid, so another team can review it.</w:t>
       </w:r>
     </w:p>
     <w:p>
@@ -899,17 +1337,64 @@
     </w:p>
     <w:p>
       <w:r>
-        <w:t>Project: Grounded Learning Service</w:t>
+        <w:t>Keep this week’s input, deciding step, result and limit together in the Grounded Learning Service record.</w:t>
       </w:r>
     </w:p>
     <w:p>
-      <w:r>
-        <w:t>Current milestone: Frame the need. Name the user, the problem, allowed inputs and a safe simple starting method.</w:t>
+      <w:pPr>
+        <w:spacing w:line="336" w:lineRule="auto" w:after="180"/>
+      </w:pPr>
+      <w:r>
+        <w:rPr>
+          <w:b w:val="0"/>
+        </w:rPr>
+        <w:t>Project: Grounded Learning Service</w:t>
       </w:r>
     </w:p>
     <w:p>
-      <w:r>
-        <w:t>For the Grounded Learning Service, retain an annotated trace and the changed-case result. Name the contract or evidence that makes the deciding step valid, so another team can review it.</w:t>
+      <w:pPr>
+        <w:spacing w:line="336" w:lineRule="auto" w:after="180"/>
+      </w:pPr>
+      <w:r>
+        <w:rPr>
+          <w:b w:val="0"/>
+        </w:rPr>
+        <w:t xml:space="preserve">Current milestone: Frame the need. Name the user, the problem, allowed </w:t>
+      </w:r>
+      <w:r>
+        <w:rPr>
+          <w:b/>
+        </w:rPr>
+        <w:t>input</w:t>
+      </w:r>
+      <w:r>
+        <w:rPr>
+          <w:b w:val="0"/>
+        </w:rPr>
+        <w:t>s and a safe simple starting method.</w:t>
+      </w:r>
+    </w:p>
+    <w:p>
+      <w:pPr>
+        <w:spacing w:line="336" w:lineRule="auto" w:after="180"/>
+      </w:pPr>
+      <w:r>
+        <w:rPr>
+          <w:b w:val="0"/>
+        </w:rPr>
+        <w:t xml:space="preserve">For the Grounded Learning Service, retain an annotated trace and the changed-case result. Name the contract or </w:t>
+      </w:r>
+      <w:r>
+        <w:rPr>
+          <w:b/>
+        </w:rPr>
+        <w:t>evidence</w:t>
+      </w:r>
+      <w:r>
+        <w:rPr>
+          <w:b w:val="0"/>
+        </w:rPr>
+        <w:t xml:space="preserve"> that makes the deciding step valid, so another team can review it.</w:t>
       </w:r>
     </w:p>
     <w:tbl>
@@ -1071,11 +1556,28 @@
     </w:p>
     <w:p>
       <w:r>
-        <w:t>Use this supported practice once, in the browser or on paper. Keep the reserved independent assessment for a separate first attempt before teacher feedback.</w:t>
+        <w:t>Try the supported questions before comparing with hints and feedback. Record what you repaired and the evidence you retained.</w:t>
       </w:r>
     </w:p>
     <w:p>
-      <w:r>
+      <w:pPr>
+        <w:spacing w:line="336" w:lineRule="auto" w:after="180"/>
+      </w:pPr>
+      <w:r>
+        <w:rPr>
+          <w:b w:val="0"/>
+        </w:rPr>
+        <w:t>Use this supported practice once, in the browser or on paper. Keep the reserved independent assessment for a separate first attempt before teacher feedback.</w:t>
+      </w:r>
+    </w:p>
+    <w:p>
+      <w:pPr>
+        <w:spacing w:line="336" w:lineRule="auto" w:after="180"/>
+      </w:pPr>
+      <w:r>
+        <w:rPr>
+          <w:b w:val="0"/>
+        </w:rPr>
         <w:t>Four boxes for a library reply. A learner asks when the map room closes. Follow the request through the service.</w:t>
       </w:r>
     </w:p>
@@ -1088,22 +1590,49 @@
       </w:r>
     </w:p>
     <w:p>
-      <w:r>
+      <w:pPr>
+        <w:spacing w:line="336" w:lineRule="auto" w:after="180"/>
+      </w:pPr>
+      <w:r>
+        <w:rPr>
+          <w:b w:val="0"/>
+        </w:rPr>
         <w:t>Which labelled step matches this detail? A draft cites R and states 17:30; validation checks agreement before returning it.</w:t>
       </w:r>
     </w:p>
     <w:p>
-      <w:r>
+      <w:pPr>
+        <w:spacing w:line="336" w:lineRule="auto" w:after="180"/>
+        <w:shd w:fill="F4F9FC"/>
+      </w:pPr>
+      <w:r>
+        <w:rPr>
+          <w:b w:val="0"/>
+        </w:rPr>
         <w:t>1. Retrieve R</w:t>
       </w:r>
     </w:p>
     <w:p>
-      <w:r>
+      <w:pPr>
+        <w:spacing w:line="336" w:lineRule="auto" w:after="180"/>
+        <w:shd w:fill="F4F9FC"/>
+      </w:pPr>
+      <w:r>
+        <w:rPr>
+          <w:b w:val="0"/>
+        </w:rPr>
         <w:t>2. Draft and check</w:t>
       </w:r>
     </w:p>
     <w:p>
-      <w:r>
+      <w:pPr>
+        <w:spacing w:line="336" w:lineRule="auto" w:after="180"/>
+        <w:shd w:fill="F4F9FC"/>
+      </w:pPr>
+      <w:r>
+        <w:rPr>
+          <w:b w:val="0"/>
+        </w:rPr>
         <w:t>3. Receive question</w:t>
       </w:r>
     </w:p>
@@ -1141,13 +1670,23 @@
       </w:r>
     </w:p>
     <w:p>
-      <w:r>
-        <w:t>Hint if needed: Read the steps in the pictorial case. Match the supplied detail to the stage that performs or records it.</w:t>
+      <w:pPr>
+        <w:pStyle w:val="Heading3"/>
+      </w:pPr>
+      <w:r>
+        <w:t>Hint · try first</w:t>
       </w:r>
     </w:p>
     <w:p>
-      <w:r>
-        <w:t>After your attempt, compare with the supported explanation: Draft and check A draft cites R and states 17:30; validation checks agreement before returning it. An architecture assigns responsibilities and carries data between components. Retrieval provides evidence; drafting supplies wording.</w:t>
+      <w:pPr>
+        <w:spacing w:line="336" w:lineRule="auto" w:after="180"/>
+        <w:shd w:fill="F1F6F8"/>
+      </w:pPr>
+      <w:r>
+        <w:rPr>
+          <w:b w:val="0"/>
+        </w:rPr>
+        <w:t>Hint if needed: Read the steps in the pictorial case. Match the supplied detail to the stage that performs or records it.</w:t>
       </w:r>
     </w:p>
     <w:p>
@@ -1155,27 +1694,55 @@
         <w:pStyle w:val="Heading3"/>
       </w:pPr>
       <w:r>
-        <w:t>Practice 2: explain the deciding evidence</w:t>
+        <w:t>Feedback · compare after trying</w:t>
       </w:r>
     </w:p>
     <w:p>
-      <w:r>
-        <w:t>Changed-case practice: Disconnect retrieval from the application. Which conclusion is supported by the supplied facts?</w:t>
+      <w:pPr>
+        <w:spacing w:line="336" w:lineRule="auto" w:after="180"/>
+        <w:shd w:fill="F1F6FC"/>
+      </w:pPr>
+      <w:r>
+        <w:rPr>
+          <w:b w:val="0"/>
+        </w:rPr>
+        <w:t>After your attempt, compare with the supported explanation: Draft and check A draft cites R and states 17:30; validation checks agreement before returning it.</w:t>
       </w:r>
     </w:p>
     <w:p>
-      <w:r>
-        <w:t>1. Return review status rather than inventing a time.</w:t>
-      </w:r>
-    </w:p>
-    <w:p>
-      <w:r>
-        <w:t>2. This one example guarantees correct results for every future input.</w:t>
-      </w:r>
-    </w:p>
-    <w:p>
-      <w:r>
-        <w:t>3. We can decide the result without examining the changed input or the procedure.</w:t>
+      <w:pPr>
+        <w:spacing w:line="336" w:lineRule="auto" w:after="180"/>
+        <w:shd w:fill="F1F6FC"/>
+      </w:pPr>
+      <w:r>
+        <w:rPr>
+          <w:b w:val="0"/>
+        </w:rPr>
+        <w:t xml:space="preserve">An architecture assigns responsibilities and carries data between </w:t>
+      </w:r>
+      <w:r>
+        <w:rPr>
+          <w:b/>
+        </w:rPr>
+        <w:t>component</w:t>
+      </w:r>
+      <w:r>
+        <w:rPr>
+          <w:b w:val="0"/>
+        </w:rPr>
+        <w:t xml:space="preserve">s. Retrieval provides </w:t>
+      </w:r>
+      <w:r>
+        <w:rPr>
+          <w:b/>
+        </w:rPr>
+        <w:t>evidence</w:t>
+      </w:r>
+      <w:r>
+        <w:rPr>
+          <w:b w:val="0"/>
+        </w:rPr>
+        <w:t>; drafting supplies wording.</w:t>
       </w:r>
     </w:p>
     <w:p>
@@ -1183,42 +1750,7 @@
         <w:pStyle w:val="Heading3"/>
       </w:pPr>
       <w:r>
-        <w:t>My selected conclusion, deciding fact and explanation</w:t>
-      </w:r>
-    </w:p>
-    <w:p>
-      <w:r>
-        <w:t>________________________________________________________________</w:t>
-      </w:r>
-    </w:p>
-    <w:p>
-      <w:r>
-        <w:t>________________________________________________________________</w:t>
-      </w:r>
-    </w:p>
-    <w:p>
-      <w:r>
-        <w:t>________________________________________________________________</w:t>
-      </w:r>
-    </w:p>
-    <w:p>
-      <w:r>
-        <w:t>________________________________________________________________</w:t>
-      </w:r>
-    </w:p>
-    <w:p>
-      <w:r>
-        <w:t>________________________________________________________________</w:t>
-      </w:r>
-    </w:p>
-    <w:p>
-      <w:r>
-        <w:t>Hint if needed: Use the changed condition and the deciding step in the pictorial trace. The answer must say what follows from those facts.</w:t>
-      </w:r>
-    </w:p>
-    <w:p>
-      <w:r>
-        <w:t>After your attempt, compare with the supported explanation: Return review status rather than inventing a time. The supported-answer path lacks its required evidence input.</w:t>
+        <w:t>Practice 2: explain the deciding evidence</w:t>
       </w:r>
     </w:p>
     <w:p>
@@ -1226,12 +1758,79 @@
         <w:pStyle w:val="Heading3"/>
       </w:pPr>
       <w:r>
-        <w:t>Repair a missing building block</w:t>
+        <w:t>Changed case · predict first</w:t>
       </w:r>
     </w:p>
     <w:p>
-      <w:r>
-        <w:t>Review Requirements and service boundaries (ai-6/1). Goal: Explain the mechanism and terminology of requirements and service boundaries. Short practice: Split the museum visitor’s request into two operations. Which can the service perform for P, and what happens to each operation when Q has no approved card?. Return to this week and explain what you changed.</w:t>
+      <w:pPr>
+        <w:spacing w:line="336" w:lineRule="auto" w:after="180"/>
+        <w:shd w:fill="F5F1FB"/>
+      </w:pPr>
+      <w:r>
+        <w:rPr>
+          <w:b w:val="0"/>
+        </w:rPr>
+        <w:t>Changed-case practice: Disconnect retrieval from the application. Which conclusion is supported by the supplied facts?</w:t>
+      </w:r>
+    </w:p>
+    <w:p>
+      <w:pPr>
+        <w:spacing w:line="336" w:lineRule="auto" w:after="180"/>
+        <w:shd w:fill="F4F9FC"/>
+      </w:pPr>
+      <w:r>
+        <w:rPr>
+          <w:b w:val="0"/>
+        </w:rPr>
+        <w:t>1. Return review status rather than inventing a time.</w:t>
+      </w:r>
+    </w:p>
+    <w:p>
+      <w:pPr>
+        <w:spacing w:line="336" w:lineRule="auto" w:after="180"/>
+        <w:shd w:fill="F4F9FC"/>
+      </w:pPr>
+      <w:r>
+        <w:rPr>
+          <w:b w:val="0"/>
+        </w:rPr>
+        <w:t xml:space="preserve">2. This one example guarantees correct results for every future </w:t>
+      </w:r>
+      <w:r>
+        <w:rPr>
+          <w:b/>
+        </w:rPr>
+        <w:t>input</w:t>
+      </w:r>
+      <w:r>
+        <w:rPr>
+          <w:b w:val="0"/>
+        </w:rPr>
+        <w:t>.</w:t>
+      </w:r>
+    </w:p>
+    <w:p>
+      <w:pPr>
+        <w:spacing w:line="336" w:lineRule="auto" w:after="180"/>
+        <w:shd w:fill="F4F9FC"/>
+      </w:pPr>
+      <w:r>
+        <w:rPr>
+          <w:b w:val="0"/>
+        </w:rPr>
+        <w:t xml:space="preserve">3. We can decide the result without examining the changed </w:t>
+      </w:r>
+      <w:r>
+        <w:rPr>
+          <w:b/>
+        </w:rPr>
+        <w:t>input</w:t>
+      </w:r>
+      <w:r>
+        <w:rPr>
+          <w:b w:val="0"/>
+        </w:rPr>
+        <w:t xml:space="preserve"> or the procedure.</w:t>
       </w:r>
     </w:p>
     <w:p>
@@ -1239,12 +1838,32 @@
         <w:pStyle w:val="Heading3"/>
       </w:pPr>
       <w:r>
-        <w:t>Keep your completed work</w:t>
+        <w:t>My selected conclusion, deciding fact and explanation</w:t>
       </w:r>
     </w:p>
     <w:p>
       <w:r>
-        <w:t>Use Download completed work in the hosted lesson to export your answers, reflections, practice feedback and code-run evidence. Open the HTML copy to read or print it. Drafts stay in this browser when storage is available; clear drafts on a shared device.</w:t>
+        <w:t>________________________________________________________________</w:t>
+      </w:r>
+    </w:p>
+    <w:p>
+      <w:r>
+        <w:t>________________________________________________________________</w:t>
+      </w:r>
+    </w:p>
+    <w:p>
+      <w:r>
+        <w:t>________________________________________________________________</w:t>
+      </w:r>
+    </w:p>
+    <w:p>
+      <w:r>
+        <w:t>________________________________________________________________</w:t>
+      </w:r>
+    </w:p>
+    <w:p>
+      <w:r>
+        <w:t>________________________________________________________________</w:t>
       </w:r>
     </w:p>
     <w:p>
@@ -1252,12 +1871,940 @@
         <w:pStyle w:val="Heading3"/>
       </w:pPr>
       <w:r>
-        <w:t>What I repaired, the evidence I kept and the next test</w:t>
+        <w:t>Hint · try first</w:t>
       </w:r>
     </w:p>
     <w:p>
+      <w:pPr>
+        <w:spacing w:line="336" w:lineRule="auto" w:after="180"/>
+        <w:shd w:fill="F1F6F8"/>
+      </w:pPr>
+      <w:r>
+        <w:rPr>
+          <w:b w:val="0"/>
+        </w:rPr>
+        <w:t>Hint if needed: Use the changed condition and the deciding step in the pictorial trace. The answer must say what follows from those facts.</w:t>
+      </w:r>
+    </w:p>
+    <w:p>
+      <w:pPr>
+        <w:pStyle w:val="Heading3"/>
+      </w:pPr>
+      <w:r>
+        <w:t>Feedback · compare after trying</w:t>
+      </w:r>
+    </w:p>
+    <w:p>
+      <w:pPr>
+        <w:spacing w:line="336" w:lineRule="auto" w:after="180"/>
+        <w:shd w:fill="F1F6FC"/>
+      </w:pPr>
+      <w:r>
+        <w:rPr>
+          <w:b w:val="0"/>
+        </w:rPr>
+        <w:t xml:space="preserve">After your attempt, compare with the supported explanation: Return review status rather than inventing a time. The supported-answer path lacks its required </w:t>
+      </w:r>
+      <w:r>
+        <w:rPr>
+          <w:b/>
+        </w:rPr>
+        <w:t>evidence</w:t>
+      </w:r>
+      <w:r>
+        <w:rPr>
+          <w:b w:val="0"/>
+        </w:rPr>
+        <w:t xml:space="preserve"> </w:t>
+      </w:r>
+      <w:r>
+        <w:rPr>
+          <w:b/>
+        </w:rPr>
+        <w:t>input</w:t>
+      </w:r>
+      <w:r>
+        <w:rPr>
+          <w:b w:val="0"/>
+        </w:rPr>
+        <w:t>.</w:t>
+      </w:r>
+    </w:p>
+    <w:p>
+      <w:pPr>
+        <w:pStyle w:val="Heading3"/>
+      </w:pPr>
+      <w:r>
+        <w:t>Repair a missing building block</w:t>
+      </w:r>
+    </w:p>
+    <w:p>
+      <w:pPr>
+        <w:spacing w:line="336" w:lineRule="auto" w:after="180"/>
+      </w:pPr>
+      <w:r>
+        <w:rPr>
+          <w:b w:val="0"/>
+        </w:rPr>
+        <w:t xml:space="preserve">Review Requirements and service boundaries (ai-6/1). Goal: Explain the </w:t>
+      </w:r>
+      <w:r>
+        <w:rPr>
+          <w:b/>
+        </w:rPr>
+        <w:t>mechanism</w:t>
+      </w:r>
+      <w:r>
+        <w:rPr>
+          <w:b w:val="0"/>
+        </w:rPr>
+        <w:t xml:space="preserve"> and terminology of requirements and service boundaries. Short practice: Split the museum visitor’s request into two operations.</w:t>
+      </w:r>
+    </w:p>
+    <w:p>
+      <w:pPr>
+        <w:spacing w:line="336" w:lineRule="auto" w:after="180"/>
+      </w:pPr>
+      <w:r>
+        <w:rPr>
+          <w:b w:val="0"/>
+        </w:rPr>
+        <w:t>Which can the service perform for P, and what happens to each operation when Q has no approved card?. Return to this week and explain what you changed.</w:t>
+      </w:r>
+    </w:p>
+    <w:p>
+      <w:pPr>
+        <w:pStyle w:val="Heading3"/>
+      </w:pPr>
+      <w:r>
+        <w:t>Keep your completed work</w:t>
+      </w:r>
+    </w:p>
+    <w:p>
+      <w:pPr>
+        <w:spacing w:line="336" w:lineRule="auto" w:after="180"/>
+      </w:pPr>
+      <w:r>
+        <w:rPr>
+          <w:b w:val="0"/>
+        </w:rPr>
+        <w:t xml:space="preserve">Use Download completed work in the hosted lesson to export your answers, reflections, practice feedback and code-run </w:t>
+      </w:r>
+      <w:r>
+        <w:rPr>
+          <w:b/>
+        </w:rPr>
+        <w:t>evidence</w:t>
+      </w:r>
+      <w:r>
+        <w:rPr>
+          <w:b w:val="0"/>
+        </w:rPr>
+        <w:t>. Open the HTML copy to read or print it.</w:t>
+      </w:r>
+    </w:p>
+    <w:p>
+      <w:pPr>
+        <w:spacing w:line="336" w:lineRule="auto" w:after="180"/>
+      </w:pPr>
+      <w:r>
+        <w:rPr>
+          <w:b w:val="0"/>
+        </w:rPr>
+        <w:t>Drafts stay in this browser when storage is available; clear drafts on a shared device.</w:t>
+      </w:r>
+    </w:p>
+    <w:p>
+      <w:pPr>
+        <w:pStyle w:val="Heading3"/>
+      </w:pPr>
+      <w:r>
+        <w:t>What I repaired, the evidence I kept and the next test</w:t>
+      </w:r>
+    </w:p>
+    <w:p>
       <w:r>
         <w:t>________________________________________________________________</w:t>
+      </w:r>
+    </w:p>
+    <w:p>
+      <w:r>
+        <w:t>________________________________________________________________</w:t>
+      </w:r>
+    </w:p>
+    <w:p>
+      <w:r>
+        <w:t>________________________________________________________________</w:t>
+      </w:r>
+    </w:p>
+    <w:p>
+      <w:r>
+        <w:t>________________________________________________________________</w:t>
+      </w:r>
+    </w:p>
+    <w:p>
+      <w:r>
+        <w:t>________________________________________________________________</w:t>
+      </w:r>
+    </w:p>
+    <w:p>
+      <w:pPr>
+        <w:pStyle w:val="Heading1"/>
+      </w:pPr>
+      <w:r>
+        <w:t>15. Visual concept journey</w:t>
+      </w:r>
+    </w:p>
+    <w:p>
+      <w:r>
+        <w:t>Explain each Architecture and data flow picture from its labels, then record a relevant limit.</w:t>
+      </w:r>
+    </w:p>
+    <w:p>
+      <w:pPr>
+        <w:pStyle w:val="Heading3"/>
+      </w:pPr>
+      <w:r>
+        <w:t>01. Architecture and data flow: the case</w:t>
+      </w:r>
+    </w:p>
+    <w:p>
+      <w:r>
+        <w:drawing>
+          <wp:inline xmlns:a="http://schemas.openxmlformats.org/drawingml/2006/main" xmlns:pic="http://schemas.openxmlformats.org/drawingml/2006/picture">
+            <wp:extent cx="5486400" cy="2834640"/>
+            <wp:docPr id="2" name="Picture 2" descr="Four boxes for a library reply. A learner asks when the map room closes. Follow the request through the service. Supplied facts: Approved schedule R says 17:30. The model may phrase facts but cannot replace them."/>
+            <wp:cNvGraphicFramePr>
+              <a:graphicFrameLocks noChangeAspect="1"/>
+            </wp:cNvGraphicFramePr>
+            <a:graphic>
+              <a:graphicData uri="http://schemas.openxmlformats.org/drawingml/2006/picture">
+                <pic:pic>
+                  <pic:nvPicPr>
+                    <pic:cNvPr id="0" name="academy-story-ai-6-2-01.png"/>
+                    <pic:cNvPicPr/>
+                  </pic:nvPicPr>
+                  <pic:blipFill>
+                    <a:blip r:embed="rId10"/>
+                    <a:stretch>
+                      <a:fillRect/>
+                    </a:stretch>
+                  </pic:blipFill>
+                  <pic:spPr>
+                    <a:xfrm>
+                      <a:off x="0" y="0"/>
+                      <a:ext cx="5486400" cy="2834640"/>
+                    </a:xfrm>
+                    <a:prstGeom prst="rect"/>
+                  </pic:spPr>
+                </pic:pic>
+              </a:graphicData>
+            </a:graphic>
+          </wp:inline>
+        </w:drawing>
+      </w:r>
+    </w:p>
+    <w:p>
+      <w:pPr>
+        <w:spacing w:line="336" w:lineRule="auto" w:after="180"/>
+      </w:pPr>
+      <w:r>
+        <w:rPr>
+          <w:b w:val="0"/>
+        </w:rPr>
+        <w:t>Four boxes for a library reply. A learner asks when the map room closes. Follow the request through the service. Supplied facts: Approved schedule R says 17:30. The model may phrase facts but cannot replace them.</w:t>
+      </w:r>
+    </w:p>
+    <w:p>
+      <w:pPr>
+        <w:spacing w:line="336" w:lineRule="auto" w:after="180"/>
+        <w:shd w:fill="F5F1FB"/>
+      </w:pPr>
+      <w:r>
+        <w:rPr>
+          <w:b w:val="0"/>
+        </w:rPr>
+        <w:t>Point to the given fact that matters most. Explain why it matters.</w:t>
+      </w:r>
+    </w:p>
+    <w:p>
+      <w:pPr>
+        <w:pStyle w:val="Heading3"/>
+      </w:pPr>
+      <w:r>
+        <w:t>My picture explanation, deciding evidence and one limit</w:t>
+      </w:r>
+    </w:p>
+    <w:p>
+      <w:r>
+        <w:t>________________________________________________________________</w:t>
+      </w:r>
+    </w:p>
+    <w:p>
+      <w:r>
+        <w:t>________________________________________________________________</w:t>
+      </w:r>
+    </w:p>
+    <w:p>
+      <w:r>
+        <w:t>________________________________________________________________</w:t>
+      </w:r>
+    </w:p>
+    <w:p>
+      <w:r>
+        <w:t>________________________________________________________________</w:t>
+      </w:r>
+    </w:p>
+    <w:p>
+      <w:pPr>
+        <w:pStyle w:val="Heading3"/>
+      </w:pPr>
+      <w:r>
+        <w:t>02. Follow the deciding steps</w:t>
+      </w:r>
+    </w:p>
+    <w:p>
+      <w:r>
+        <w:drawing>
+          <wp:inline xmlns:a="http://schemas.openxmlformats.org/drawingml/2006/main" xmlns:pic="http://schemas.openxmlformats.org/drawingml/2006/picture">
+            <wp:extent cx="5486400" cy="3182112"/>
+            <wp:docPr id="3" name="Picture 3" descr="Receive question: The interface forwards the map-room question. → Retrieve R: The application retrieves the approved time, 17:30. → Draft and check: A draft cites R and states 17:30; validation checks agreement before returning it."/>
+            <wp:cNvGraphicFramePr>
+              <a:graphicFrameLocks noChangeAspect="1"/>
+            </wp:cNvGraphicFramePr>
+            <a:graphic>
+              <a:graphicData uri="http://schemas.openxmlformats.org/drawingml/2006/picture">
+                <pic:pic>
+                  <pic:nvPicPr>
+                    <pic:cNvPr id="0" name="academy-story-ai-6-2-02.png"/>
+                    <pic:cNvPicPr/>
+                  </pic:nvPicPr>
+                  <pic:blipFill>
+                    <a:blip r:embed="rId11"/>
+                    <a:stretch>
+                      <a:fillRect/>
+                    </a:stretch>
+                  </pic:blipFill>
+                  <pic:spPr>
+                    <a:xfrm>
+                      <a:off x="0" y="0"/>
+                      <a:ext cx="5486400" cy="3182112"/>
+                    </a:xfrm>
+                    <a:prstGeom prst="rect"/>
+                  </pic:spPr>
+                </pic:pic>
+              </a:graphicData>
+            </a:graphic>
+          </wp:inline>
+        </w:drawing>
+      </w:r>
+    </w:p>
+    <w:p>
+      <w:pPr>
+        <w:spacing w:line="336" w:lineRule="auto" w:after="180"/>
+      </w:pPr>
+      <w:r>
+        <w:rPr>
+          <w:b w:val="0"/>
+        </w:rPr>
+        <w:t>Receive question: The interface forwards the map-room question. → Retrieve R: The application retrieves the approved time, 17:30. → Draft and check: A draft cites R and states 17:30; validation checks agreement before returning it.</w:t>
+      </w:r>
+    </w:p>
+    <w:p>
+      <w:pPr>
+        <w:spacing w:line="336" w:lineRule="auto" w:after="180"/>
+        <w:shd w:fill="F5F1FB"/>
+      </w:pPr>
+      <w:r>
+        <w:rPr>
+          <w:b w:val="0"/>
+        </w:rPr>
+        <w:t xml:space="preserve">Point to each numbered stage and explain which recorded </w:t>
+      </w:r>
+      <w:r>
+        <w:rPr>
+          <w:b/>
+        </w:rPr>
+        <w:t>input</w:t>
+      </w:r>
+      <w:r>
+        <w:rPr>
+          <w:b w:val="0"/>
+        </w:rPr>
+        <w:t xml:space="preserve"> it uses.</w:t>
+      </w:r>
+    </w:p>
+    <w:p>
+      <w:pPr>
+        <w:pStyle w:val="Heading3"/>
+      </w:pPr>
+      <w:r>
+        <w:t>My picture explanation, deciding evidence and one limit</w:t>
+      </w:r>
+    </w:p>
+    <w:p>
+      <w:r>
+        <w:t>________________________________________________________________</w:t>
+      </w:r>
+    </w:p>
+    <w:p>
+      <w:r>
+        <w:t>________________________________________________________________</w:t>
+      </w:r>
+    </w:p>
+    <w:p>
+      <w:r>
+        <w:t>________________________________________________________________</w:t>
+      </w:r>
+    </w:p>
+    <w:p>
+      <w:r>
+        <w:t>________________________________________________________________</w:t>
+      </w:r>
+    </w:p>
+    <w:p>
+      <w:pPr>
+        <w:pStyle w:val="Heading3"/>
+      </w:pPr>
+      <w:r>
+        <w:t>03. Architecture and data flow — evidence trace</w:t>
+      </w:r>
+    </w:p>
+    <w:p>
+      <w:r>
+        <w:drawing>
+          <wp:inline xmlns:a="http://schemas.openxmlformats.org/drawingml/2006/main" xmlns:pic="http://schemas.openxmlformats.org/drawingml/2006/picture">
+            <wp:extent cx="5486400" cy="2996184"/>
+            <wp:docPr id="4" name="Picture 4" descr="Architecture and data flow — evidence trace. A student request bypasses the role filter and sends teacher records directly to a generator. | Trace request validator -&gt; role filter -&gt; source lookup -&gt; response validator -&gt; result. Sources enter as data, not control instructions. Reject invalid requests before any downstream lookup. | The data path crosses the access boundary incorrectly. Move the role filter before source lookup/context construction; hiding a later citation is insufficient."/>
+            <wp:cNvGraphicFramePr>
+              <a:graphicFrameLocks noChangeAspect="1"/>
+            </wp:cNvGraphicFramePr>
+            <a:graphic>
+              <a:graphicData uri="http://schemas.openxmlformats.org/drawingml/2006/picture">
+                <pic:pic>
+                  <pic:nvPicPr>
+                    <pic:cNvPr id="0" name="academy-story-ai-6-2-03.png"/>
+                    <pic:cNvPicPr/>
+                  </pic:nvPicPr>
+                  <pic:blipFill>
+                    <a:blip r:embed="rId12"/>
+                    <a:stretch>
+                      <a:fillRect/>
+                    </a:stretch>
+                  </pic:blipFill>
+                  <pic:spPr>
+                    <a:xfrm>
+                      <a:off x="0" y="0"/>
+                      <a:ext cx="5486400" cy="2996184"/>
+                    </a:xfrm>
+                    <a:prstGeom prst="rect"/>
+                  </pic:spPr>
+                </pic:pic>
+              </a:graphicData>
+            </a:graphic>
+          </wp:inline>
+        </w:drawing>
+      </w:r>
+    </w:p>
+    <w:p>
+      <w:pPr>
+        <w:spacing w:line="336" w:lineRule="auto" w:after="180"/>
+      </w:pPr>
+      <w:r>
+        <w:rPr>
+          <w:b w:val="0"/>
+        </w:rPr>
+        <w:t xml:space="preserve">Architecture and </w:t>
+      </w:r>
+      <w:r>
+        <w:rPr>
+          <w:b/>
+        </w:rPr>
+        <w:t>data flow</w:t>
+      </w:r>
+      <w:r>
+        <w:rPr>
+          <w:b w:val="0"/>
+        </w:rPr>
+        <w:t xml:space="preserve"> — </w:t>
+      </w:r>
+      <w:r>
+        <w:rPr>
+          <w:b/>
+        </w:rPr>
+        <w:t>evidence</w:t>
+      </w:r>
+      <w:r>
+        <w:rPr>
+          <w:b w:val="0"/>
+        </w:rPr>
+        <w:t xml:space="preserve"> trace.</w:t>
+      </w:r>
+    </w:p>
+    <w:p>
+      <w:pPr>
+        <w:spacing w:line="336" w:lineRule="auto" w:after="180"/>
+      </w:pPr>
+      <w:r>
+        <w:rPr>
+          <w:b w:val="0"/>
+        </w:rPr>
+        <w:t>A student request bypasses the role filter and sends teacher records directly to a generator. | Trace request validator -&gt; role filter -&gt; source lookup -&gt; response validator -&gt; result.</w:t>
+      </w:r>
+    </w:p>
+    <w:p>
+      <w:pPr>
+        <w:spacing w:line="336" w:lineRule="auto" w:after="180"/>
+      </w:pPr>
+      <w:r>
+        <w:rPr>
+          <w:b w:val="0"/>
+        </w:rPr>
+        <w:t>Sources enter as data, not control instructions. Reject invalid requests before any downstream lookup. | The data path crosses the access boundary incorrectly.</w:t>
+      </w:r>
+    </w:p>
+    <w:p>
+      <w:pPr>
+        <w:spacing w:line="336" w:lineRule="auto" w:after="180"/>
+      </w:pPr>
+      <w:r>
+        <w:rPr>
+          <w:b w:val="0"/>
+        </w:rPr>
+        <w:t>Move the role filter before source lookup/context construction; hiding a later citation is insufficient.</w:t>
+      </w:r>
+    </w:p>
+    <w:p>
+      <w:pPr>
+        <w:spacing w:line="336" w:lineRule="auto" w:after="180"/>
+        <w:shd w:fill="F5F1FB"/>
+      </w:pPr>
+      <w:r>
+        <w:rPr>
+          <w:b w:val="0"/>
+        </w:rPr>
+        <w:t>Read the labels and values. Explain the relationship the model shows.</w:t>
+      </w:r>
+    </w:p>
+    <w:p>
+      <w:pPr>
+        <w:pStyle w:val="Heading3"/>
+      </w:pPr>
+      <w:r>
+        <w:t>My picture explanation, deciding evidence and one limit</w:t>
+      </w:r>
+    </w:p>
+    <w:p>
+      <w:r>
+        <w:t>________________________________________________________________</w:t>
+      </w:r>
+    </w:p>
+    <w:p>
+      <w:r>
+        <w:t>________________________________________________________________</w:t>
+      </w:r>
+    </w:p>
+    <w:p>
+      <w:r>
+        <w:t>________________________________________________________________</w:t>
+      </w:r>
+    </w:p>
+    <w:p>
+      <w:r>
+        <w:t>________________________________________________________________</w:t>
+      </w:r>
+    </w:p>
+    <w:p>
+      <w:pPr>
+        <w:pStyle w:val="Heading3"/>
+      </w:pPr>
+      <w:r>
+        <w:t>04. Change one thing. Trace what follows.</w:t>
+      </w:r>
+    </w:p>
+    <w:p>
+      <w:r>
+        <w:drawing>
+          <wp:inline xmlns:a="http://schemas.openxmlformats.org/drawingml/2006/main" xmlns:pic="http://schemas.openxmlformats.org/drawingml/2006/picture">
+            <wp:extent cx="5486400" cy="3026664"/>
+            <wp:docPr id="5" name="Picture 5" descr="Original case: A draft cites R and states 17:30; validation checks agreement before returning it. Changed condition: Disconnect retrieval from the application. Expected result: Return review status rather than inventing a time. Reason: The supported-answer path lacks its required evidence input."/>
+            <wp:cNvGraphicFramePr>
+              <a:graphicFrameLocks noChangeAspect="1"/>
+            </wp:cNvGraphicFramePr>
+            <a:graphic>
+              <a:graphicData uri="http://schemas.openxmlformats.org/drawingml/2006/picture">
+                <pic:pic>
+                  <pic:nvPicPr>
+                    <pic:cNvPr id="0" name="academy-story-ai-6-2-04.png"/>
+                    <pic:cNvPicPr/>
+                  </pic:nvPicPr>
+                  <pic:blipFill>
+                    <a:blip r:embed="rId13"/>
+                    <a:stretch>
+                      <a:fillRect/>
+                    </a:stretch>
+                  </pic:blipFill>
+                  <pic:spPr>
+                    <a:xfrm>
+                      <a:off x="0" y="0"/>
+                      <a:ext cx="5486400" cy="3026664"/>
+                    </a:xfrm>
+                    <a:prstGeom prst="rect"/>
+                  </pic:spPr>
+                </pic:pic>
+              </a:graphicData>
+            </a:graphic>
+          </wp:inline>
+        </w:drawing>
+      </w:r>
+    </w:p>
+    <w:p>
+      <w:pPr>
+        <w:spacing w:line="336" w:lineRule="auto" w:after="180"/>
+      </w:pPr>
+      <w:r>
+        <w:rPr>
+          <w:b w:val="0"/>
+        </w:rPr>
+        <w:t>Original case: A draft cites R and states 17:30; validation checks agreement before returning it. Changed condition: Disconnect retrieval from the application.</w:t>
+      </w:r>
+    </w:p>
+    <w:p>
+      <w:pPr>
+        <w:spacing w:line="336" w:lineRule="auto" w:after="180"/>
+      </w:pPr>
+      <w:r>
+        <w:rPr>
+          <w:b w:val="0"/>
+        </w:rPr>
+        <w:t xml:space="preserve">Expected result: Return review status rather than inventing a time. Reason: The supported-answer path lacks its required </w:t>
+      </w:r>
+      <w:r>
+        <w:rPr>
+          <w:b/>
+        </w:rPr>
+        <w:t>evidence</w:t>
+      </w:r>
+      <w:r>
+        <w:rPr>
+          <w:b w:val="0"/>
+        </w:rPr>
+        <w:t xml:space="preserve"> </w:t>
+      </w:r>
+      <w:r>
+        <w:rPr>
+          <w:b/>
+        </w:rPr>
+        <w:t>input</w:t>
+      </w:r>
+      <w:r>
+        <w:rPr>
+          <w:b w:val="0"/>
+        </w:rPr>
+        <w:t>.</w:t>
+      </w:r>
+    </w:p>
+    <w:p>
+      <w:pPr>
+        <w:spacing w:line="336" w:lineRule="auto" w:after="180"/>
+        <w:shd w:fill="F5F1FB"/>
+      </w:pPr>
+      <w:r>
+        <w:rPr>
+          <w:b w:val="0"/>
+        </w:rPr>
+        <w:t>Predict before checking the worked changed-case result. Name what changed and what the supplied facts allow you to conclude.</w:t>
+      </w:r>
+    </w:p>
+    <w:p>
+      <w:pPr>
+        <w:pStyle w:val="Heading3"/>
+      </w:pPr>
+      <w:r>
+        <w:t>My picture explanation, deciding evidence and one limit</w:t>
+      </w:r>
+    </w:p>
+    <w:p>
+      <w:r>
+        <w:t>________________________________________________________________</w:t>
+      </w:r>
+    </w:p>
+    <w:p>
+      <w:r>
+        <w:t>________________________________________________________________</w:t>
+      </w:r>
+    </w:p>
+    <w:p>
+      <w:r>
+        <w:t>________________________________________________________________</w:t>
+      </w:r>
+    </w:p>
+    <w:p>
+      <w:r>
+        <w:t>________________________________________________________________</w:t>
+      </w:r>
+    </w:p>
+    <w:p>
+      <w:pPr>
+        <w:pStyle w:val="Heading3"/>
+      </w:pPr>
+      <w:r>
+        <w:t>05. Connect the explanation to its limit</w:t>
+      </w:r>
+    </w:p>
+    <w:p>
+      <w:r>
+        <w:drawing>
+          <wp:inline xmlns:a="http://schemas.openxmlformats.org/drawingml/2006/main" xmlns:pic="http://schemas.openxmlformats.org/drawingml/2006/picture">
+            <wp:extent cx="5486400" cy="2834640"/>
+            <wp:docPr id="6" name="Picture 6" descr="An architecture assigns responsibilities and carries data between components. Retrieval provides evidence; drafting supplies wording. Limit: A drawing needs comparison with actual traces; it does not prove the implementation follows the arrows."/>
+            <wp:cNvGraphicFramePr>
+              <a:graphicFrameLocks noChangeAspect="1"/>
+            </wp:cNvGraphicFramePr>
+            <a:graphic>
+              <a:graphicData uri="http://schemas.openxmlformats.org/drawingml/2006/picture">
+                <pic:pic>
+                  <pic:nvPicPr>
+                    <pic:cNvPr id="0" name="academy-story-ai-6-2-05.png"/>
+                    <pic:cNvPicPr/>
+                  </pic:nvPicPr>
+                  <pic:blipFill>
+                    <a:blip r:embed="rId14"/>
+                    <a:stretch>
+                      <a:fillRect/>
+                    </a:stretch>
+                  </pic:blipFill>
+                  <pic:spPr>
+                    <a:xfrm>
+                      <a:off x="0" y="0"/>
+                      <a:ext cx="5486400" cy="2834640"/>
+                    </a:xfrm>
+                    <a:prstGeom prst="rect"/>
+                  </pic:spPr>
+                </pic:pic>
+              </a:graphicData>
+            </a:graphic>
+          </wp:inline>
+        </w:drawing>
+      </w:r>
+    </w:p>
+    <w:p>
+      <w:pPr>
+        <w:spacing w:line="336" w:lineRule="auto" w:after="180"/>
+      </w:pPr>
+      <w:r>
+        <w:rPr>
+          <w:b w:val="0"/>
+        </w:rPr>
+        <w:t xml:space="preserve">An architecture assigns responsibilities and carries data between </w:t>
+      </w:r>
+      <w:r>
+        <w:rPr>
+          <w:b/>
+        </w:rPr>
+        <w:t>component</w:t>
+      </w:r>
+      <w:r>
+        <w:rPr>
+          <w:b w:val="0"/>
+        </w:rPr>
+        <w:t xml:space="preserve">s. Retrieval provides </w:t>
+      </w:r>
+      <w:r>
+        <w:rPr>
+          <w:b/>
+        </w:rPr>
+        <w:t>evidence</w:t>
+      </w:r>
+      <w:r>
+        <w:rPr>
+          <w:b w:val="0"/>
+        </w:rPr>
+        <w:t>; drafting supplies wording.</w:t>
+      </w:r>
+    </w:p>
+    <w:p>
+      <w:pPr>
+        <w:spacing w:line="336" w:lineRule="auto" w:after="180"/>
+      </w:pPr>
+      <w:r>
+        <w:rPr>
+          <w:b w:val="0"/>
+        </w:rPr>
+        <w:t>Limit: A drawing needs comparison with actual traces; it does not prove the implementation follows the arrows.</w:t>
+      </w:r>
+    </w:p>
+    <w:p>
+      <w:pPr>
+        <w:spacing w:line="336" w:lineRule="auto" w:after="180"/>
+        <w:shd w:fill="F5F1FB"/>
+      </w:pPr>
+      <w:r>
+        <w:rPr>
+          <w:b w:val="0"/>
+        </w:rPr>
+        <w:t>Explain the case, then point to a limit on the claim.</w:t>
+      </w:r>
+    </w:p>
+    <w:p>
+      <w:pPr>
+        <w:pStyle w:val="Heading3"/>
+      </w:pPr>
+      <w:r>
+        <w:t>My picture explanation, deciding evidence and one limit</w:t>
+      </w:r>
+    </w:p>
+    <w:p>
+      <w:r>
+        <w:t>________________________________________________________________</w:t>
+      </w:r>
+    </w:p>
+    <w:p>
+      <w:r>
+        <w:t>________________________________________________________________</w:t>
+      </w:r>
+    </w:p>
+    <w:p>
+      <w:r>
+        <w:t>________________________________________________________________</w:t>
+      </w:r>
+    </w:p>
+    <w:p>
+      <w:r>
+        <w:t>________________________________________________________________</w:t>
+      </w:r>
+    </w:p>
+    <w:p>
+      <w:pPr>
+        <w:pStyle w:val="Heading3"/>
+      </w:pPr>
+      <w:r>
+        <w:t>06. Make the idea visible in your project</w:t>
+      </w:r>
+    </w:p>
+    <w:p>
+      <w:r>
+        <w:drawing>
+          <wp:inline xmlns:a="http://schemas.openxmlformats.org/drawingml/2006/main" xmlns:pic="http://schemas.openxmlformats.org/drawingml/2006/picture">
+            <wp:extent cx="5486400" cy="3529584"/>
+            <wp:docPr id="7" name="Picture 7" descr="For the Grounded Learning Service, retain an annotated trace and the changed-case result. Name the contract or evidence that makes the deciding step valid, so another team can review it. Draw your input, deciding step, result and limit. Supported question: Label what moves along the library request, retrieval and drafting arrows. Where does 17:30 come from, and why must the service stop if the retrieval arrow is disconnected?"/>
+            <wp:cNvGraphicFramePr>
+              <a:graphicFrameLocks noChangeAspect="1"/>
+            </wp:cNvGraphicFramePr>
+            <a:graphic>
+              <a:graphicData uri="http://schemas.openxmlformats.org/drawingml/2006/picture">
+                <pic:pic>
+                  <pic:nvPicPr>
+                    <pic:cNvPr id="0" name="academy-story-ai-6-2-06.png"/>
+                    <pic:cNvPicPr/>
+                  </pic:nvPicPr>
+                  <pic:blipFill>
+                    <a:blip r:embed="rId15"/>
+                    <a:stretch>
+                      <a:fillRect/>
+                    </a:stretch>
+                  </pic:blipFill>
+                  <pic:spPr>
+                    <a:xfrm>
+                      <a:off x="0" y="0"/>
+                      <a:ext cx="5486400" cy="3529584"/>
+                    </a:xfrm>
+                    <a:prstGeom prst="rect"/>
+                  </pic:spPr>
+                </pic:pic>
+              </a:graphicData>
+            </a:graphic>
+          </wp:inline>
+        </w:drawing>
+      </w:r>
+    </w:p>
+    <w:p>
+      <w:pPr>
+        <w:spacing w:line="336" w:lineRule="auto" w:after="180"/>
+      </w:pPr>
+      <w:r>
+        <w:rPr>
+          <w:b w:val="0"/>
+        </w:rPr>
+        <w:t xml:space="preserve">For the Grounded Learning Service, retain an annotated trace and the changed-case result. Name the contract or </w:t>
+      </w:r>
+      <w:r>
+        <w:rPr>
+          <w:b/>
+        </w:rPr>
+        <w:t>evidence</w:t>
+      </w:r>
+      <w:r>
+        <w:rPr>
+          <w:b w:val="0"/>
+        </w:rPr>
+        <w:t xml:space="preserve"> that makes the deciding step valid, so another team can review it.</w:t>
+      </w:r>
+    </w:p>
+    <w:p>
+      <w:pPr>
+        <w:spacing w:line="336" w:lineRule="auto" w:after="180"/>
+      </w:pPr>
+      <w:r>
+        <w:rPr>
+          <w:b w:val="0"/>
+        </w:rPr>
+        <w:t xml:space="preserve">Draw your </w:t>
+      </w:r>
+      <w:r>
+        <w:rPr>
+          <w:b/>
+        </w:rPr>
+        <w:t>input</w:t>
+      </w:r>
+      <w:r>
+        <w:rPr>
+          <w:b w:val="0"/>
+        </w:rPr>
+        <w:t>, deciding step, result and limit. Supported question: Label what moves along the library request, retrieval and drafting arrows.</w:t>
+      </w:r>
+    </w:p>
+    <w:p>
+      <w:pPr>
+        <w:spacing w:line="336" w:lineRule="auto" w:after="180"/>
+      </w:pPr>
+      <w:r>
+        <w:rPr>
+          <w:b w:val="0"/>
+        </w:rPr>
+        <w:t>Where does 17:30 come from, and why must the service stop if the retrieval arrow is disconnected?</w:t>
+      </w:r>
+    </w:p>
+    <w:p>
+      <w:pPr>
+        <w:spacing w:line="336" w:lineRule="auto" w:after="180"/>
+        <w:shd w:fill="F5F1FB"/>
+      </w:pPr>
+      <w:r>
+        <w:rPr>
+          <w:b w:val="0"/>
+        </w:rPr>
+        <w:t xml:space="preserve">Draw your project trace and justify the deciding step using </w:t>
+      </w:r>
+      <w:r>
+        <w:rPr>
+          <w:b/>
+        </w:rPr>
+        <w:t>evidence</w:t>
+      </w:r>
+      <w:r>
+        <w:rPr>
+          <w:b w:val="0"/>
+        </w:rPr>
+        <w:t>.</w:t>
+      </w:r>
+    </w:p>
+    <w:p>
+      <w:pPr>
+        <w:pStyle w:val="Heading3"/>
+      </w:pPr>
+      <w:r>
+        <w:t>My picture explanation, deciding evidence and one limit</w:t>
       </w:r>
     </w:p>
     <w:p>

--- a/downloads/workbook/ai-6-week-02.docx
+++ b/downloads/workbook/ai-6-week-02.docx
@@ -84,6 +84,60 @@
     <w:p>
       <w:r>
         <w:t>________________________________________________________________</w:t>
+      </w:r>
+    </w:p>
+    <w:p>
+      <w:pPr>
+        <w:pStyle w:val="Heading3"/>
+      </w:pPr>
+      <w:r>
+        <w:t>Lesson reference for workbook practice</w:t>
+      </w:r>
+    </w:p>
+    <w:p>
+      <w:pPr>
+        <w:spacing w:line="336" w:lineRule="auto" w:after="180"/>
+        <w:shd w:fill="F1F6F8"/>
+      </w:pPr>
+      <w:r>
+        <w:rPr>
+          <w:b w:val="0"/>
+        </w:rPr>
+        <w:t>Use this reference for the original W1–W3 and W5 exercises. The separately named independent case supplies its own changed facts; use those facts for that attempt before feedback.</w:t>
+      </w:r>
+    </w:p>
+    <w:p>
+      <w:pPr>
+        <w:spacing w:line="336" w:lineRule="auto" w:after="180"/>
+      </w:pPr>
+      <w:r>
+        <w:rPr>
+          <w:b w:val="0"/>
+        </w:rPr>
+        <w:t xml:space="preserve">Architecture assigns responsibilities to </w:t>
+      </w:r>
+      <w:r>
+        <w:rPr>
+          <w:b/>
+        </w:rPr>
+        <w:t>component</w:t>
+      </w:r>
+      <w:r>
+        <w:rPr>
+          <w:b w:val="0"/>
+        </w:rPr>
+        <w:t>s and shows information crossing trust boundaries. A diagram should include failure paths.</w:t>
+      </w:r>
+    </w:p>
+    <w:p>
+      <w:pPr>
+        <w:spacing w:line="336" w:lineRule="auto" w:after="180"/>
+      </w:pPr>
+      <w:r>
+        <w:rPr>
+          <w:b w:val="0"/>
+        </w:rPr>
+        <w:t>Trace request validator -&gt; role filter -&gt; source lookup -&gt; response validator -&gt; result. Sources enter as data, not control instructions. Reject invalid requests before any downstream lookup.</w:t>
       </w:r>
     </w:p>
     <w:p>

--- a/downloads/workbook/ai-6-week-02.docx
+++ b/downloads/workbook/ai-6-week-02.docx
@@ -25,22 +25,45 @@
         <w:pStyle w:val="Heading1"/>
       </w:pPr>
       <w:r>
-        <w:t>01. Recall and choose your starting point</w:t>
-      </w:r>
-    </w:p>
-    <w:p>
-      <w:r>
-        <w:t>Record your starting explanation for Architecture and data flow before opening notes. Show any later correction separately.</w:t>
-      </w:r>
-    </w:p>
-    <w:p>
-      <w:pPr>
-        <w:spacing w:line="336" w:lineRule="auto" w:after="180"/>
-      </w:pPr>
-      <w:r>
-        <w:rPr>
-          <w:b w:val="0"/>
-        </w:rPr>
+        <w:t>One complete architecture and data-flow record.</w:t>
+      </w:r>
+    </w:p>
+    <w:p>
+      <w:r>
+        <w:t>Keep component jobs, trust boundaries, source roles and actual stage traces together.</w:t>
+      </w:r>
+    </w:p>
+    <w:p>
+      <w:r>
+        <w:t>Recall → W1–W3/W5 → independent earliest stop → project architecture → delayed return.</w:t>
+      </w:r>
+    </w:p>
+    <w:p>
+      <w:pPr>
+        <w:pStyle w:val="Heading1"/>
+      </w:pPr>
+      <w:r>
+        <w:t>01. Recall · Retrieve before notes</w:t>
+      </w:r>
+    </w:p>
+    <w:p>
+      <w:r>
+        <w:t>Keep this task’s inputs,rule and response together.</w:t>
+      </w:r>
+    </w:p>
+    <w:p>
+      <w:pPr>
+        <w:pStyle w:val="Heading2"/>
+      </w:pPr>
+      <w:r>
+        <w:t>Complete task and evidence</w:t>
+      </w:r>
+    </w:p>
+    <w:p>
+      <w:pPr>
+        <w:pStyle w:val="ListBullet"/>
+      </w:pPr>
+      <w:r>
         <w:t>Try the recall before opening notes. Then use a different colour or a labelled second line to correct your explanation.</w:t>
       </w:r>
     </w:p>
@@ -54,12 +77,9 @@
     </w:p>
     <w:p>
       <w:pPr>
-        <w:spacing w:line="336" w:lineRule="auto" w:after="180"/>
-      </w:pPr>
-      <w:r>
-        <w:rPr>
-          <w:b w:val="0"/>
-        </w:rPr>
+        <w:pStyle w:val="ListBullet"/>
+      </w:pPr>
+      <w:r>
         <w:t>Without opening the old lesson, explain one key idea from Requirements and service boundaries. Give an example and a mistake that the idea helps you avoid.</w:t>
       </w:r>
     </w:p>
@@ -96,47 +116,25 @@
     </w:p>
     <w:p>
       <w:pPr>
-        <w:spacing w:line="336" w:lineRule="auto" w:after="180"/>
-        <w:shd w:fill="F1F6F8"/>
-      </w:pPr>
-      <w:r>
-        <w:rPr>
-          <w:b w:val="0"/>
-        </w:rPr>
+        <w:pStyle w:val="ListBullet"/>
+      </w:pPr>
+      <w:r>
         <w:t>Use this reference for the original W1–W3 and W5 exercises. The separately named independent case supplies its own changed facts; use those facts for that attempt before feedback.</w:t>
       </w:r>
     </w:p>
     <w:p>
       <w:pPr>
-        <w:spacing w:line="336" w:lineRule="auto" w:after="180"/>
-      </w:pPr>
-      <w:r>
-        <w:rPr>
-          <w:b w:val="0"/>
-        </w:rPr>
-        <w:t xml:space="preserve">Architecture assigns responsibilities to </w:t>
-      </w:r>
-      <w:r>
-        <w:rPr>
-          <w:b/>
-        </w:rPr>
-        <w:t>component</w:t>
-      </w:r>
-      <w:r>
-        <w:rPr>
-          <w:b w:val="0"/>
-        </w:rPr>
-        <w:t>s and shows information crossing trust boundaries. A diagram should include failure paths.</w:t>
-      </w:r>
-    </w:p>
-    <w:p>
-      <w:pPr>
-        <w:spacing w:line="336" w:lineRule="auto" w:after="180"/>
-      </w:pPr>
-      <w:r>
-        <w:rPr>
-          <w:b w:val="0"/>
-        </w:rPr>
+        <w:pStyle w:val="ListBullet"/>
+      </w:pPr>
+      <w:r>
+        <w:t>Architecture assigns responsibilities to components and shows information crossing trust boundaries. A diagram should include failure paths.</w:t>
+      </w:r>
+    </w:p>
+    <w:p>
+      <w:pPr>
+        <w:pStyle w:val="ListBullet"/>
+      </w:pPr>
+      <w:r>
         <w:t>Trace request validator -&gt; role filter -&gt; source lookup -&gt; response validator -&gt; result. Sources enter as data, not control instructions. Reject invalid requests before any downstream lookup.</w:t>
       </w:r>
     </w:p>
@@ -145,135 +143,44 @@
         <w:pStyle w:val="Heading1"/>
       </w:pPr>
       <w:r>
-        <w:t>02. Practise with fading help</w:t>
-      </w:r>
-    </w:p>
-    <w:p>
-      <w:r>
-        <w:t>Complete the supported Architecture and data flow trace and record the first step you can explain without help.</w:t>
-      </w:r>
-    </w:p>
-    <w:p>
-      <w:pPr>
-        <w:spacing w:line="336" w:lineRule="auto" w:after="180"/>
-      </w:pPr>
-      <w:r>
-        <w:rPr>
-          <w:b w:val="0"/>
-        </w:rPr>
-        <w:t xml:space="preserve">Use W2: Trace the worked case for Architecture and </w:t>
-      </w:r>
-      <w:r>
-        <w:rPr>
-          <w:b/>
-        </w:rPr>
-        <w:t>data flow</w:t>
-      </w:r>
-      <w:r>
-        <w:rPr>
-          <w:b w:val="0"/>
-        </w:rPr>
-        <w:t>. Record the answer once; the lesson and workbook refer to the same attempt.</w:t>
-      </w:r>
-    </w:p>
-    <w:tbl>
-      <w:tblPr>
-        <w:tblStyle w:val="LightShading-Accent1"/>
-        <w:tblW w:type="auto" w:w="0"/>
-        <w:tblLook w:firstColumn="1" w:firstRow="1" w:lastColumn="0" w:lastRow="0" w:noHBand="0" w:noVBand="1" w:val="04A0"/>
-      </w:tblPr>
-      <w:tblGrid>
-        <w:gridCol w:w="2556"/>
-        <w:gridCol w:w="2556"/>
-        <w:gridCol w:w="2556"/>
-        <w:gridCol w:w="2556"/>
-      </w:tblGrid>
-      <w:tr>
-        <w:trPr>
-          <w:tblHeader/>
-        </w:trPr>
-        <w:tc>
-          <w:tcPr>
-            <w:tcW w:type="dxa" w:w="2556"/>
-          </w:tcPr>
-          <w:p>
-            <w:r>
-              <w:t>Given inputs</w:t>
-            </w:r>
-          </w:p>
-        </w:tc>
-        <w:tc>
-          <w:tcPr>
-            <w:tcW w:type="dxa" w:w="2556"/>
-          </w:tcPr>
-          <w:p>
-            <w:r>
-              <w:t>Procedure I chose</w:t>
-            </w:r>
-          </w:p>
-        </w:tc>
-        <w:tc>
-          <w:tcPr>
-            <w:tcW w:type="dxa" w:w="2556"/>
-          </w:tcPr>
-          <w:p>
-            <w:r>
-              <w:t>Middle steps</w:t>
-            </w:r>
-          </w:p>
-        </w:tc>
-        <w:tc>
-          <w:tcPr>
-            <w:tcW w:type="dxa" w:w="2556"/>
-          </w:tcPr>
-          <w:p>
-            <w:r>
-              <w:t>Result and check</w:t>
-            </w:r>
-          </w:p>
-        </w:tc>
-      </w:tr>
-      <w:tr>
-        <w:tc>
-          <w:tcPr>
-            <w:tcW w:type="dxa" w:w="2556"/>
-          </w:tcPr>
-          <w:p>
-            <w:r/>
-          </w:p>
-        </w:tc>
-        <w:tc>
-          <w:tcPr>
-            <w:tcW w:type="dxa" w:w="2556"/>
-          </w:tcPr>
-          <w:p>
-            <w:r/>
-          </w:p>
-        </w:tc>
-        <w:tc>
-          <w:tcPr>
-            <w:tcW w:type="dxa" w:w="2556"/>
-          </w:tcPr>
-          <w:p>
-            <w:r/>
-          </w:p>
-        </w:tc>
-        <w:tc>
-          <w:tcPr>
-            <w:tcW w:type="dxa" w:w="2556"/>
-          </w:tcPr>
-          <w:p>
-            <w:r/>
-          </w:p>
-        </w:tc>
-      </w:tr>
-    </w:tbl>
+        <w:t>05. W1 · Explain the current example</w:t>
+      </w:r>
+    </w:p>
+    <w:p>
+      <w:r>
+        <w:t>Keep this task’s inputs,rule and response together.</w:t>
+      </w:r>
+    </w:p>
+    <w:p>
+      <w:pPr>
+        <w:pStyle w:val="Heading2"/>
+      </w:pPr>
+      <w:r>
+        <w:t>Complete task and evidence</w:t>
+      </w:r>
+    </w:p>
+    <w:p>
+      <w:pPr>
+        <w:pStyle w:val="ListBullet"/>
+      </w:pPr>
+      <w:r>
+        <w:t>Architecture route: request validator → trusted-role filter → approved source lookup → drafting → response validator → result. Invalid input stops before lookup. Access filtering must occur before restricted content enters lookup/context; hiding a later citation does not undo exposure. Toy sources S student-visible time 16:00 and T teacher-only time 18:00; caller student supplied by trusted test harness, not request body or authentication. Exact request shape {source_id: nonempty string}. Student S path reaches all stages and returns S/16:00. Student T stops denied after role_filter, no source body lookup or draft. Missing X returns review after lookup, no draft. Incorrect draft S/19:00 returns review after output check. A request-added role field is invalid, not a promotion. Separate library picture uses approved R/17:30; without retrieval return review. Diagram must be compared with event traces. Deterministic simulation has no model call, network, production authentication or complete security/correctness guarantee.</w:t>
+      </w:r>
+    </w:p>
+    <w:p>
+      <w:pPr>
+        <w:pStyle w:val="ListBullet"/>
+      </w:pPr>
+      <w:r>
+        <w:t>Explain the weekly mechanism in your own words. Use the worked scenario to name its input, decision rule and output.</w:t>
+      </w:r>
+    </w:p>
     <w:p>
       <w:pPr>
         <w:pStyle w:val="Heading3"/>
       </w:pPr>
       <w:r>
-        <w:t>The step I completed without help, and the hint I needed</w:t>
+        <w:t>My reasoning and evidence</w:t>
       </w:r>
     </w:p>
     <w:p>
@@ -292,50 +199,55 @@
       </w:r>
     </w:p>
     <w:p>
+      <w:r>
+        <w:t>________________________________________________________________</w:t>
+      </w:r>
+    </w:p>
+    <w:p>
+      <w:r>
+        <w:t>________________________________________________________________</w:t>
+      </w:r>
+    </w:p>
+    <w:p>
+      <w:r>
+        <w:t>________________________________________________________________</w:t>
+      </w:r>
+    </w:p>
+    <w:p>
       <w:pPr>
         <w:pStyle w:val="Heading1"/>
       </w:pPr>
       <w:r>
-        <w:t>03. Individual reasoning check</w:t>
-      </w:r>
-    </w:p>
-    <w:p>
-      <w:r>
-        <w:t>Check the proposed Architecture and data flow explanation against the supplied facts before discussing it.</w:t>
-      </w:r>
-    </w:p>
-    <w:p>
-      <w:pPr>
-        <w:spacing w:line="336" w:lineRule="auto" w:after="180"/>
-      </w:pPr>
-      <w:r>
-        <w:rPr>
-          <w:b w:val="0"/>
-        </w:rPr>
-        <w:t xml:space="preserve">Use the worked case for Architecture and </w:t>
-      </w:r>
-      <w:r>
-        <w:rPr>
-          <w:b/>
-        </w:rPr>
-        <w:t>data flow</w:t>
-      </w:r>
-      <w:r>
-        <w:rPr>
-          <w:b w:val="0"/>
-        </w:rPr>
-        <w:t>. Proposed explanation: “The worked result establishes every future case”. Decide whether this explanation is supported.</w:t>
-      </w:r>
-    </w:p>
-    <w:p>
-      <w:pPr>
-        <w:spacing w:line="336" w:lineRule="auto" w:after="180"/>
-      </w:pPr>
-      <w:r>
-        <w:rPr>
-          <w:b w:val="0"/>
-        </w:rPr>
-        <w:t>Point to the step or supplied fact that decides; explain your repair if needed.</w:t>
+        <w:t>06. W2 · Trace the calculation</w:t>
+      </w:r>
+    </w:p>
+    <w:p>
+      <w:r>
+        <w:t>Keep this task’s inputs,rule and response together.</w:t>
+      </w:r>
+    </w:p>
+    <w:p>
+      <w:pPr>
+        <w:pStyle w:val="Heading2"/>
+      </w:pPr>
+      <w:r>
+        <w:t>Complete task and evidence</w:t>
+      </w:r>
+    </w:p>
+    <w:p>
+      <w:pPr>
+        <w:pStyle w:val="ListBullet"/>
+      </w:pPr>
+      <w:r>
+        <w:t>Architecture route: request validator → trusted-role filter → approved source lookup → drafting → response validator → result. Invalid input stops before lookup. Access filtering must occur before restricted content enters lookup/context; hiding a later citation does not undo exposure. Toy sources S student-visible time 16:00 and T teacher-only time 18:00; caller student supplied by trusted test harness, not request body or authentication. Exact request shape {source_id: nonempty string}. Student S path reaches all stages and returns S/16:00. Student T stops denied after role_filter, no source body lookup or draft. Missing X returns review after lookup, no draft. Incorrect draft S/19:00 returns review after output check. A request-added role field is invalid, not a promotion. Separate library picture uses approved R/17:30; without retrieval return review. Diagram must be compared with event traces. Deterministic simulation has no model call, network, production authentication or complete security/correctness guarantee.</w:t>
+      </w:r>
+    </w:p>
+    <w:p>
+      <w:pPr>
+        <w:pStyle w:val="ListBullet"/>
+      </w:pPr>
+      <w:r>
+        <w:t>A student request bypasses the role filter and sends teacher records directly to a generator. Show the intermediate steps and give the conclusion with its scope.</w:t>
       </w:r>
     </w:p>
     <w:p>
@@ -343,7 +255,7 @@
         <w:pStyle w:val="Heading3"/>
       </w:pPr>
       <w:r>
-        <w:t>My explanation before partner discussion</w:t>
+        <w:t>My reasoning and evidence</w:t>
       </w:r>
     </w:p>
     <w:p>
@@ -367,16 +279,55 @@
       </w:r>
     </w:p>
     <w:p>
+      <w:r>
+        <w:t>________________________________________________________________</w:t>
+      </w:r>
+    </w:p>
+    <w:p>
+      <w:r>
+        <w:t>________________________________________________________________</w:t>
+      </w:r>
+    </w:p>
+    <w:p>
+      <w:r>
+        <w:t>________________________________________________________________</w:t>
+      </w:r>
+    </w:p>
+    <w:p>
       <w:pPr>
         <w:pStyle w:val="Heading1"/>
       </w:pPr>
       <w:r>
-        <w:t>04. Independent transfer case</w:t>
-      </w:r>
-    </w:p>
-    <w:p>
-      <w:r>
-        <w:t>Write one first attempt at the reserved independent case before feedback. Repeated copies of that case refer to the same recorded attempt.</w:t>
+        <w:t>07. W3 · Repair a misconception</w:t>
+      </w:r>
+    </w:p>
+    <w:p>
+      <w:r>
+        <w:t>Keep this task’s inputs,rule and response together.</w:t>
+      </w:r>
+    </w:p>
+    <w:p>
+      <w:pPr>
+        <w:pStyle w:val="Heading2"/>
+      </w:pPr>
+      <w:r>
+        <w:t>Complete task and evidence</w:t>
+      </w:r>
+    </w:p>
+    <w:p>
+      <w:pPr>
+        <w:pStyle w:val="ListBullet"/>
+      </w:pPr>
+      <w:r>
+        <w:t>Architecture route: request validator → trusted-role filter → approved source lookup → drafting → response validator → result. Invalid input stops before lookup. Access filtering must occur before restricted content enters lookup/context; hiding a later citation does not undo exposure. Toy sources S student-visible time 16:00 and T teacher-only time 18:00; caller student supplied by trusted test harness, not request body or authentication. Exact request shape {source_id: nonempty string}. Student S path reaches all stages and returns S/16:00. Student T stops denied after role_filter, no source body lookup or draft. Missing X returns review after lookup, no draft. Incorrect draft S/19:00 returns review after output check. A request-added role field is invalid, not a promotion. Separate library picture uses approved R/17:30; without retrieval return review. Diagram must be compared with event traces. Deterministic simulation has no model call, network, production authentication or complete security/correctness guarantee.</w:t>
+      </w:r>
+    </w:p>
+    <w:p>
+      <w:pPr>
+        <w:pStyle w:val="ListBullet"/>
+      </w:pPr>
+      <w:r>
+        <w:t>A report omits this qualification: A component diagram is a plan, not evidence that the running implementation enforces its arrows. Explain how omitting it could change a reader's interpretation, and write an accurate replacement.</w:t>
       </w:r>
     </w:p>
     <w:p>
@@ -384,36 +335,154 @@
         <w:pStyle w:val="Heading3"/>
       </w:pPr>
       <w:r>
+        <w:t>My reasoning and evidence</w:t>
+      </w:r>
+    </w:p>
+    <w:p>
+      <w:r>
+        <w:t>________________________________________________________________</w:t>
+      </w:r>
+    </w:p>
+    <w:p>
+      <w:r>
+        <w:t>________________________________________________________________</w:t>
+      </w:r>
+    </w:p>
+    <w:p>
+      <w:r>
+        <w:t>________________________________________________________________</w:t>
+      </w:r>
+    </w:p>
+    <w:p>
+      <w:r>
+        <w:t>________________________________________________________________</w:t>
+      </w:r>
+    </w:p>
+    <w:p>
+      <w:r>
+        <w:t>________________________________________________________________</w:t>
+      </w:r>
+    </w:p>
+    <w:p>
+      <w:r>
+        <w:t>________________________________________________________________</w:t>
+      </w:r>
+    </w:p>
+    <w:p>
+      <w:pPr>
+        <w:pStyle w:val="Heading1"/>
+      </w:pPr>
+      <w:r>
+        <w:t>09. W5 · Explain the limitation</w:t>
+      </w:r>
+    </w:p>
+    <w:p>
+      <w:r>
+        <w:t>Keep this task’s inputs,rule and response together.</w:t>
+      </w:r>
+    </w:p>
+    <w:p>
+      <w:pPr>
+        <w:pStyle w:val="Heading2"/>
+      </w:pPr>
+      <w:r>
+        <w:t>Complete task and evidence</w:t>
+      </w:r>
+    </w:p>
+    <w:p>
+      <w:pPr>
+        <w:pStyle w:val="ListBullet"/>
+      </w:pPr>
+      <w:r>
+        <w:t>Architecture route: request validator → trusted-role filter → approved source lookup → drafting → response validator → result. Invalid input stops before lookup. Access filtering must occur before restricted content enters lookup/context; hiding a later citation does not undo exposure. Toy sources S student-visible time 16:00 and T teacher-only time 18:00; caller student supplied by trusted test harness, not request body or authentication. Exact request shape {source_id: nonempty string}. Student S path reaches all stages and returns S/16:00. Student T stops denied after role_filter, no source body lookup or draft. Missing X returns review after lookup, no draft. Incorrect draft S/19:00 returns review after output check. A request-added role field is invalid, not a promotion. Separate library picture uses approved R/17:30; without retrieval return review. Diagram must be compared with event traces. Deterministic simulation has no model call, network, production authentication or complete security/correctness guarantee.</w:t>
+      </w:r>
+    </w:p>
+    <w:p>
+      <w:pPr>
+        <w:pStyle w:val="ListBullet"/>
+      </w:pPr>
+      <w:r>
+        <w:t>For the worked scenario, propose one additional case that could reveal a failure, describe its expected outcome before running it, and explain what would need to remain fixed for a fair comparison. Do not reuse W4 as a new final test after receiving feedback.</w:t>
+      </w:r>
+    </w:p>
+    <w:p>
+      <w:pPr>
+        <w:pStyle w:val="Heading3"/>
+      </w:pPr>
+      <w:r>
+        <w:t>My reasoning and evidence</w:t>
+      </w:r>
+    </w:p>
+    <w:p>
+      <w:r>
+        <w:t>________________________________________________________________</w:t>
+      </w:r>
+    </w:p>
+    <w:p>
+      <w:r>
+        <w:t>________________________________________________________________</w:t>
+      </w:r>
+    </w:p>
+    <w:p>
+      <w:r>
+        <w:t>________________________________________________________________</w:t>
+      </w:r>
+    </w:p>
+    <w:p>
+      <w:r>
+        <w:t>________________________________________________________________</w:t>
+      </w:r>
+    </w:p>
+    <w:p>
+      <w:r>
+        <w:t>________________________________________________________________</w:t>
+      </w:r>
+    </w:p>
+    <w:p>
+      <w:r>
+        <w:t>________________________________________________________________</w:t>
+      </w:r>
+    </w:p>
+    <w:p>
+      <w:r>
+        <w:t>________________________________________________________________</w:t>
+      </w:r>
+    </w:p>
+    <w:p>
+      <w:pPr>
+        <w:pStyle w:val="Heading1"/>
+      </w:pPr>
+      <w:r>
+        <w:t>04. Try alone · Selected transfer</w:t>
+      </w:r>
+    </w:p>
+    <w:p>
+      <w:r>
+        <w:t>Keep this task’s inputs,rule and response together.</w:t>
+      </w:r>
+    </w:p>
+    <w:p>
+      <w:pPr>
+        <w:pStyle w:val="Heading2"/>
+      </w:pPr>
+      <w:r>
+        <w:t>Complete task and evidence</w:t>
+      </w:r>
+    </w:p>
+    <w:p>
+      <w:pPr>
+        <w:pStyle w:val="Heading3"/>
+      </w:pPr>
+      <w:r>
         <w:t>Independent case: Apply a new case independently</w:t>
       </w:r>
     </w:p>
     <w:p>
       <w:pPr>
-        <w:spacing w:line="336" w:lineRule="auto" w:after="180"/>
-      </w:pPr>
-      <w:r>
-        <w:rPr>
-          <w:b/>
-        </w:rPr>
-        <w:t>Input</w:t>
-      </w:r>
-      <w:r>
-        <w:rPr>
-          <w:b w:val="0"/>
-        </w:rPr>
-        <w:t xml:space="preserve"> is malformed, yet lookup runs and then a validator rejects </w:t>
-      </w:r>
-      <w:r>
-        <w:rPr>
-          <w:b/>
-        </w:rPr>
-        <w:t>output</w:t>
-      </w:r>
-      <w:r>
-        <w:rPr>
-          <w:b w:val="0"/>
-        </w:rPr>
-        <w:t>. Locate the first stage that should stop.</w:t>
+        <w:pStyle w:val="ListBullet"/>
+      </w:pPr>
+      <w:r>
+        <w:t>Input is malformed, yet lookup runs and then a validator rejects output. Locate the first stage that should stop.</w:t>
       </w:r>
     </w:p>
     <w:p>
@@ -461,12 +530,9 @@
     </w:p>
     <w:p>
       <w:pPr>
-        <w:spacing w:line="336" w:lineRule="auto" w:after="180"/>
-      </w:pPr>
-      <w:r>
-        <w:rPr>
-          <w:b w:val="0"/>
-        </w:rPr>
+        <w:pStyle w:val="ListBullet"/>
+      </w:pPr>
+      <w:r>
         <w:t>Attempt this case before feedback. Record any help. Earlier examples below are further practice; a case already practised with feedback cannot establish fresh transfer.</w:t>
       </w:r>
     </w:p>
@@ -475,59 +541,28 @@
         <w:pStyle w:val="Heading1"/>
       </w:pPr>
       <w:r>
-        <w:t>05. W1 Explain the mechanism</w:t>
-      </w:r>
-    </w:p>
-    <w:p>
-      <w:r>
-        <w:t>Explain the mechanism. Apply the supplied Architecture and data flow facts and keep your reasoning.</w:t>
-      </w:r>
-    </w:p>
-    <w:p>
-      <w:pPr>
-        <w:spacing w:line="336" w:lineRule="auto" w:after="180"/>
-      </w:pPr>
-      <w:r>
-        <w:rPr>
-          <w:b w:val="0"/>
-        </w:rPr>
-        <w:t xml:space="preserve">Explain the weekly </w:t>
-      </w:r>
-      <w:r>
-        <w:rPr>
-          <w:b/>
-        </w:rPr>
-        <w:t>mechanism</w:t>
-      </w:r>
-      <w:r>
-        <w:rPr>
-          <w:b w:val="0"/>
-        </w:rPr>
-        <w:t xml:space="preserve"> in your own words. Use the worked scenario to name its </w:t>
-      </w:r>
-      <w:r>
-        <w:rPr>
-          <w:b/>
-        </w:rPr>
-        <w:t>input</w:t>
-      </w:r>
-      <w:r>
-        <w:rPr>
-          <w:b w:val="0"/>
-        </w:rPr>
-        <w:t xml:space="preserve">, decision rule and </w:t>
-      </w:r>
-      <w:r>
-        <w:rPr>
-          <w:b/>
-        </w:rPr>
-        <w:t>output</w:t>
-      </w:r>
-      <w:r>
-        <w:rPr>
-          <w:b w:val="0"/>
-        </w:rPr>
-        <w:t>.</w:t>
+        <w:t>10. Project · Keep the service evidence</w:t>
+      </w:r>
+    </w:p>
+    <w:p>
+      <w:r>
+        <w:t>Preserve the contract, inputs, observed outcomes and limits.</w:t>
+      </w:r>
+    </w:p>
+    <w:p>
+      <w:pPr>
+        <w:pStyle w:val="Heading2"/>
+      </w:pPr>
+      <w:r>
+        <w:t>Complete task and evidence</w:t>
+      </w:r>
+    </w:p>
+    <w:p>
+      <w:pPr>
+        <w:pStyle w:val="ListBullet"/>
+      </w:pPr>
+      <w:r>
+        <w:t>Add a labelled architecture and data flow evidence sheet to Grounded Learning Service. Show how you can explain the mechanism and terminology of architecture and data flow. Use the supplied fictional case and keep its inputs, intermediate steps, calculation or prediction, and limitation. Connect this record to last week’s record; a matching answer without a trace is insufficient.</w:t>
       </w:r>
     </w:p>
     <w:p>
@@ -535,7 +570,7 @@
         <w:pStyle w:val="Heading3"/>
       </w:pPr>
       <w:r>
-        <w:t>My reasoning and evidence</w:t>
+        <w:t>My project change, supporting evidence and remaining limit</w:t>
       </w:r>
     </w:p>
     <w:p>
@@ -573,489 +608,20 @@
         <w:pStyle w:val="Heading1"/>
       </w:pPr>
       <w:r>
-        <w:t>06. W2 Trace the worked case</w:t>
-      </w:r>
-    </w:p>
-    <w:p>
-      <w:r>
-        <w:t>Trace the worked case. Apply the supplied Architecture and data flow facts and keep your reasoning.</w:t>
-      </w:r>
-    </w:p>
-    <w:p>
-      <w:pPr>
-        <w:spacing w:line="336" w:lineRule="auto" w:after="180"/>
-      </w:pPr>
-      <w:r>
-        <w:rPr>
-          <w:b w:val="0"/>
-        </w:rPr>
-        <w:t>A student request bypasses the role filter and sends teacher records directly to a generator. Show the intermediate steps and give the conclusion with its scope.</w:t>
-      </w:r>
-    </w:p>
-    <w:p>
-      <w:pPr>
-        <w:pStyle w:val="Heading3"/>
-      </w:pPr>
-      <w:r>
-        <w:t>My reasoning and evidence</w:t>
-      </w:r>
-    </w:p>
-    <w:p>
-      <w:r>
-        <w:t>________________________________________________________________</w:t>
-      </w:r>
-    </w:p>
-    <w:p>
-      <w:r>
-        <w:t>________________________________________________________________</w:t>
-      </w:r>
-    </w:p>
-    <w:p>
-      <w:r>
-        <w:t>________________________________________________________________</w:t>
-      </w:r>
-    </w:p>
-    <w:p>
-      <w:r>
-        <w:t>________________________________________________________________</w:t>
-      </w:r>
-    </w:p>
-    <w:p>
-      <w:r>
-        <w:t>________________________________________________________________</w:t>
-      </w:r>
-    </w:p>
-    <w:p>
-      <w:r>
-        <w:t>________________________________________________________________</w:t>
-      </w:r>
-    </w:p>
-    <w:p>
-      <w:r>
-        <w:t>________________________________________________________________</w:t>
-      </w:r>
-    </w:p>
-    <w:p>
-      <w:pPr>
-        <w:pStyle w:val="Heading1"/>
-      </w:pPr>
-      <w:r>
-        <w:t>07. W3 Audit the limit</w:t>
-      </w:r>
-    </w:p>
-    <w:p>
-      <w:r>
-        <w:t>Audit the limit. Apply the supplied Architecture and data flow facts and keep your reasoning.</w:t>
-      </w:r>
-    </w:p>
-    <w:p>
-      <w:pPr>
-        <w:spacing w:line="336" w:lineRule="auto" w:after="180"/>
-      </w:pPr>
-      <w:r>
-        <w:rPr>
-          <w:b w:val="0"/>
-        </w:rPr>
-        <w:t xml:space="preserve">A report omits this qualification: A </w:t>
-      </w:r>
-      <w:r>
-        <w:rPr>
-          <w:b/>
-        </w:rPr>
-        <w:t>component</w:t>
-      </w:r>
-      <w:r>
-        <w:rPr>
-          <w:b w:val="0"/>
-        </w:rPr>
-        <w:t xml:space="preserve"> diagram is a plan, not </w:t>
-      </w:r>
-      <w:r>
-        <w:rPr>
-          <w:b/>
-        </w:rPr>
-        <w:t>evidence</w:t>
-      </w:r>
-      <w:r>
-        <w:rPr>
-          <w:b w:val="0"/>
-        </w:rPr>
-        <w:t xml:space="preserve"> that the running implementation enforces its arrows.</w:t>
-      </w:r>
-    </w:p>
-    <w:p>
-      <w:pPr>
-        <w:spacing w:line="336" w:lineRule="auto" w:after="180"/>
-      </w:pPr>
-      <w:r>
-        <w:rPr>
-          <w:b w:val="0"/>
-        </w:rPr>
-        <w:t>Explain how omitting it could change a reader's interpretation, and write an accurate replacement.</w:t>
-      </w:r>
-    </w:p>
-    <w:p>
-      <w:pPr>
-        <w:pStyle w:val="Heading3"/>
-      </w:pPr>
-      <w:r>
-        <w:t>My reasoning and evidence</w:t>
-      </w:r>
-    </w:p>
-    <w:p>
-      <w:r>
-        <w:t>________________________________________________________________</w:t>
-      </w:r>
-    </w:p>
-    <w:p>
-      <w:r>
-        <w:t>________________________________________________________________</w:t>
-      </w:r>
-    </w:p>
-    <w:p>
-      <w:r>
-        <w:t>________________________________________________________________</w:t>
-      </w:r>
-    </w:p>
-    <w:p>
-      <w:r>
-        <w:t>________________________________________________________________</w:t>
-      </w:r>
-    </w:p>
-    <w:p>
-      <w:r>
-        <w:t>________________________________________________________________</w:t>
-      </w:r>
-    </w:p>
-    <w:p>
-      <w:r>
-        <w:t>________________________________________________________________</w:t>
-      </w:r>
-    </w:p>
-    <w:p>
-      <w:pPr>
-        <w:pStyle w:val="Heading1"/>
-      </w:pPr>
-      <w:r>
-        <w:t>08. W4 Apply a new case independently</w:t>
-      </w:r>
-    </w:p>
-    <w:p>
-      <w:r>
-        <w:t>Attempt before feedback. If this repeats the selected independent case, reuse that first attempt; otherwise keep a separate record. Apply a new case independently. Apply the supplied Architecture and data flow facts and keep your reasoning.</w:t>
-      </w:r>
-    </w:p>
-    <w:p>
-      <w:pPr>
-        <w:spacing w:line="336" w:lineRule="auto" w:after="180"/>
-      </w:pPr>
-      <w:r>
-        <w:rPr>
-          <w:b/>
-        </w:rPr>
-        <w:t>Input</w:t>
-      </w:r>
-      <w:r>
-        <w:rPr>
-          <w:b w:val="0"/>
-        </w:rPr>
-        <w:t xml:space="preserve"> is malformed, yet lookup runs and then a validator rejects </w:t>
-      </w:r>
-      <w:r>
-        <w:rPr>
-          <w:b/>
-        </w:rPr>
-        <w:t>output</w:t>
-      </w:r>
-      <w:r>
-        <w:rPr>
-          <w:b w:val="0"/>
-        </w:rPr>
-        <w:t>. Locate the first stage that should stop.</w:t>
-      </w:r>
-    </w:p>
-    <w:p>
-      <w:pPr>
-        <w:pStyle w:val="Heading3"/>
-      </w:pPr>
-      <w:r>
-        <w:t>My reasoning and evidence</w:t>
-      </w:r>
-    </w:p>
-    <w:p>
-      <w:r>
-        <w:t>________________________________________________________________</w:t>
-      </w:r>
-    </w:p>
-    <w:p>
-      <w:r>
-        <w:t>________________________________________________________________</w:t>
-      </w:r>
-    </w:p>
-    <w:p>
-      <w:r>
-        <w:t>________________________________________________________________</w:t>
-      </w:r>
-    </w:p>
-    <w:p>
-      <w:r>
-        <w:t>________________________________________________________________</w:t>
-      </w:r>
-    </w:p>
-    <w:p>
-      <w:r>
-        <w:t>________________________________________________________________</w:t>
-      </w:r>
-    </w:p>
-    <w:p>
-      <w:r>
-        <w:t>________________________________________________________________</w:t>
-      </w:r>
-    </w:p>
-    <w:p>
-      <w:r>
-        <w:t>________________________________________________________________</w:t>
-      </w:r>
-    </w:p>
-    <w:p>
-      <w:r>
-        <w:t>________________________________________________________________</w:t>
-      </w:r>
-    </w:p>
-    <w:p>
-      <w:pPr>
-        <w:pStyle w:val="Heading1"/>
-      </w:pPr>
-      <w:r>
-        <w:t>09. W5 Design a revealing follow-up</w:t>
-      </w:r>
-    </w:p>
-    <w:p>
-      <w:r>
-        <w:t>Design a revealing follow-up. Apply the supplied Architecture and data flow facts and keep your reasoning.</w:t>
-      </w:r>
-    </w:p>
-    <w:p>
-      <w:pPr>
-        <w:spacing w:line="336" w:lineRule="auto" w:after="180"/>
-      </w:pPr>
-      <w:r>
-        <w:rPr>
-          <w:b w:val="0"/>
-        </w:rPr>
-        <w:t>For the worked scenario, propose one additional case that could reveal a failure, describe its expected outcome before running it, and explain what would need to remain fixed for a fair comparison.</w:t>
-      </w:r>
-    </w:p>
-    <w:p>
-      <w:pPr>
-        <w:spacing w:line="336" w:lineRule="auto" w:after="180"/>
-      </w:pPr>
-      <w:r>
-        <w:rPr>
-          <w:b w:val="0"/>
-        </w:rPr>
-        <w:t>Do not reuse W4 as a new final test after receiving feedback.</w:t>
-      </w:r>
-    </w:p>
-    <w:p>
-      <w:pPr>
-        <w:pStyle w:val="Heading3"/>
-      </w:pPr>
-      <w:r>
-        <w:t>My reasoning and evidence</w:t>
-      </w:r>
-    </w:p>
-    <w:p>
-      <w:r>
-        <w:t>________________________________________________________________</w:t>
-      </w:r>
-    </w:p>
-    <w:p>
-      <w:r>
-        <w:t>________________________________________________________________</w:t>
-      </w:r>
-    </w:p>
-    <w:p>
-      <w:r>
-        <w:t>________________________________________________________________</w:t>
-      </w:r>
-    </w:p>
-    <w:p>
-      <w:r>
-        <w:t>________________________________________________________________</w:t>
-      </w:r>
-    </w:p>
-    <w:p>
-      <w:r>
-        <w:t>________________________________________________________________</w:t>
-      </w:r>
-    </w:p>
-    <w:p>
-      <w:r>
-        <w:t>________________________________________________________________</w:t>
-      </w:r>
-    </w:p>
-    <w:p>
-      <w:r>
-        <w:t>________________________________________________________________</w:t>
-      </w:r>
-    </w:p>
-    <w:p>
-      <w:pPr>
-        <w:pStyle w:val="Heading1"/>
-      </w:pPr>
-      <w:r>
-        <w:t>10. Project checkpoint and reflection</w:t>
-      </w:r>
-    </w:p>
-    <w:p>
-      <w:r>
-        <w:t>Connect Architecture and data flow to Grounded Learning Service, identify a limit and choose the next useful test.</w:t>
-      </w:r>
-    </w:p>
-    <w:p>
-      <w:pPr>
-        <w:spacing w:line="336" w:lineRule="auto" w:after="180"/>
-      </w:pPr>
-      <w:r>
-        <w:rPr>
-          <w:b w:val="0"/>
-        </w:rPr>
-        <w:t xml:space="preserve">Add a labelled architecture and </w:t>
-      </w:r>
-      <w:r>
-        <w:rPr>
-          <w:b/>
-        </w:rPr>
-        <w:t>data flow</w:t>
-      </w:r>
-      <w:r>
-        <w:rPr>
-          <w:b w:val="0"/>
-        </w:rPr>
-        <w:t xml:space="preserve"> </w:t>
-      </w:r>
-      <w:r>
-        <w:rPr>
-          <w:b/>
-        </w:rPr>
-        <w:t>evidence</w:t>
-      </w:r>
-      <w:r>
-        <w:rPr>
-          <w:b w:val="0"/>
-        </w:rPr>
-        <w:t xml:space="preserve"> sheet to Grounded Learning Service. Show how you can explain the </w:t>
-      </w:r>
-      <w:r>
-        <w:rPr>
-          <w:b/>
-        </w:rPr>
-        <w:t>mechanism</w:t>
-      </w:r>
-      <w:r>
-        <w:rPr>
-          <w:b w:val="0"/>
-        </w:rPr>
-        <w:t xml:space="preserve"> and terminology of architecture and </w:t>
-      </w:r>
-      <w:r>
-        <w:rPr>
-          <w:b/>
-        </w:rPr>
-        <w:t>data flow</w:t>
-      </w:r>
-      <w:r>
-        <w:rPr>
-          <w:b w:val="0"/>
-        </w:rPr>
-        <w:t>.</w:t>
-      </w:r>
-    </w:p>
-    <w:p>
-      <w:pPr>
-        <w:spacing w:line="336" w:lineRule="auto" w:after="180"/>
-      </w:pPr>
-      <w:r>
-        <w:rPr>
-          <w:b w:val="0"/>
-        </w:rPr>
-        <w:t xml:space="preserve">Use the supplied fictional case and keep its </w:t>
-      </w:r>
-      <w:r>
-        <w:rPr>
-          <w:b/>
-        </w:rPr>
-        <w:t>input</w:t>
-      </w:r>
-      <w:r>
-        <w:rPr>
-          <w:b w:val="0"/>
-        </w:rPr>
-        <w:t xml:space="preserve">s, intermediate steps, calculation or </w:t>
-      </w:r>
-      <w:r>
-        <w:rPr>
-          <w:b/>
-        </w:rPr>
-        <w:t>prediction</w:t>
-      </w:r>
-      <w:r>
-        <w:rPr>
-          <w:b w:val="0"/>
-        </w:rPr>
-        <w:t>, and limitation. Connect this record to last week’s record; a matching answer without a trace is insufficient.</w:t>
-      </w:r>
-    </w:p>
-    <w:p>
-      <w:pPr>
-        <w:pStyle w:val="Heading3"/>
-      </w:pPr>
-      <w:r>
-        <w:t>My project change, supporting evidence and remaining limit</w:t>
-      </w:r>
-    </w:p>
-    <w:p>
-      <w:r>
-        <w:t>________________________________________________________________</w:t>
-      </w:r>
-    </w:p>
-    <w:p>
-      <w:r>
-        <w:t>________________________________________________________________</w:t>
-      </w:r>
-    </w:p>
-    <w:p>
-      <w:r>
-        <w:t>________________________________________________________________</w:t>
-      </w:r>
-    </w:p>
-    <w:p>
-      <w:r>
-        <w:t>________________________________________________________________</w:t>
-      </w:r>
-    </w:p>
-    <w:p>
-      <w:r>
-        <w:t>________________________________________________________________</w:t>
-      </w:r>
-    </w:p>
-    <w:p>
-      <w:r>
-        <w:t>________________________________________________________________</w:t>
-      </w:r>
-    </w:p>
-    <w:p>
-      <w:pPr>
-        <w:pStyle w:val="Heading1"/>
-      </w:pPr>
-      <w:r>
-        <w:t>11. Feedback, return check and learning record</w:t>
-      </w:r>
-    </w:p>
-    <w:p>
-      <w:r>
-        <w:t>Record the first repaired step and a different case to revisit after a delay.</w:t>
+        <w:t>11. Feedback · Repair and return</w:t>
+      </w:r>
+    </w:p>
+    <w:p>
+      <w:r>
+        <w:t>Keep this task’s inputs,rule and response together.</w:t>
+      </w:r>
+    </w:p>
+    <w:p>
+      <w:pPr>
+        <w:pStyle w:val="Heading2"/>
+      </w:pPr>
+      <w:r>
+        <w:t>Complete task and evidence</w:t>
       </w:r>
     </w:p>
     <w:tbl>
@@ -1196,12 +762,9 @@
     </w:tbl>
     <w:p>
       <w:pPr>
-        <w:spacing w:line="336" w:lineRule="auto" w:after="180"/>
-      </w:pPr>
-      <w:r>
-        <w:rPr>
-          <w:b w:val="0"/>
-        </w:rPr>
+        <w:pStyle w:val="ListBullet"/>
+      </w:pPr>
+      <w:r>
         <w:t>Revisit this idea with your teacher after a delay. Familiarity is different from explaining and using it on a changed case.</w:t>
       </w:r>
     </w:p>
@@ -1210,33 +773,321 @@
         <w:pStyle w:val="Heading1"/>
       </w:pPr>
       <w:r>
-        <w:t>12. Pictorial case practice: Architecture and data flow</w:t>
-      </w:r>
-    </w:p>
-    <w:p>
-      <w:r>
-        <w:t>Four boxes for a library reply. A learner asks when the map room closes. Follow the request through the service. Explain the labelled step before checking the changed condition.</w:t>
-      </w:r>
-    </w:p>
-    <w:p>
-      <w:pPr>
-        <w:spacing w:line="336" w:lineRule="auto" w:after="180"/>
-      </w:pPr>
-      <w:r>
-        <w:rPr>
-          <w:b w:val="0"/>
-        </w:rPr>
+        <w:t>Reference bank and extra practice</w:t>
+      </w:r>
+    </w:p>
+    <w:p>
+      <w:pPr>
+        <w:pStyle w:val="Heading1"/>
+      </w:pPr>
+      <w:r>
+        <w:t>02. Reference · Supported W2 record</w:t>
+      </w:r>
+    </w:p>
+    <w:p>
+      <w:r>
+        <w:t>Keep this task’s inputs,rule and response together.</w:t>
+      </w:r>
+    </w:p>
+    <w:p>
+      <w:pPr>
+        <w:pStyle w:val="Heading2"/>
+      </w:pPr>
+      <w:r>
+        <w:t>Complete task and evidence</w:t>
+      </w:r>
+    </w:p>
+    <w:p>
+      <w:pPr>
+        <w:pStyle w:val="ListBullet"/>
+      </w:pPr>
+      <w:r>
+        <w:t>Use W2: Trace the worked case for Architecture and data flow. Record the answer once; the lesson and workbook refer to the same attempt.</w:t>
+      </w:r>
+    </w:p>
+    <w:tbl>
+      <w:tblPr>
+        <w:tblStyle w:val="LightShading-Accent1"/>
+        <w:tblW w:type="auto" w:w="0"/>
+        <w:tblLook w:firstColumn="1" w:firstRow="1" w:lastColumn="0" w:lastRow="0" w:noHBand="0" w:noVBand="1" w:val="04A0"/>
+      </w:tblPr>
+      <w:tblGrid>
+        <w:gridCol w:w="2556"/>
+        <w:gridCol w:w="2556"/>
+        <w:gridCol w:w="2556"/>
+        <w:gridCol w:w="2556"/>
+      </w:tblGrid>
+      <w:tr>
+        <w:trPr>
+          <w:tblHeader/>
+        </w:trPr>
+        <w:tc>
+          <w:tcPr>
+            <w:tcW w:type="dxa" w:w="2556"/>
+          </w:tcPr>
+          <w:p>
+            <w:r>
+              <w:t>Given inputs</w:t>
+            </w:r>
+          </w:p>
+        </w:tc>
+        <w:tc>
+          <w:tcPr>
+            <w:tcW w:type="dxa" w:w="2556"/>
+          </w:tcPr>
+          <w:p>
+            <w:r>
+              <w:t>Procedure I chose</w:t>
+            </w:r>
+          </w:p>
+        </w:tc>
+        <w:tc>
+          <w:tcPr>
+            <w:tcW w:type="dxa" w:w="2556"/>
+          </w:tcPr>
+          <w:p>
+            <w:r>
+              <w:t>Middle steps</w:t>
+            </w:r>
+          </w:p>
+        </w:tc>
+        <w:tc>
+          <w:tcPr>
+            <w:tcW w:type="dxa" w:w="2556"/>
+          </w:tcPr>
+          <w:p>
+            <w:r>
+              <w:t>Result and check</w:t>
+            </w:r>
+          </w:p>
+        </w:tc>
+      </w:tr>
+      <w:tr>
+        <w:tc>
+          <w:tcPr>
+            <w:tcW w:type="dxa" w:w="2556"/>
+          </w:tcPr>
+          <w:p>
+            <w:r/>
+          </w:p>
+        </w:tc>
+        <w:tc>
+          <w:tcPr>
+            <w:tcW w:type="dxa" w:w="2556"/>
+          </w:tcPr>
+          <w:p>
+            <w:r/>
+          </w:p>
+        </w:tc>
+        <w:tc>
+          <w:tcPr>
+            <w:tcW w:type="dxa" w:w="2556"/>
+          </w:tcPr>
+          <w:p>
+            <w:r/>
+          </w:p>
+        </w:tc>
+        <w:tc>
+          <w:tcPr>
+            <w:tcW w:type="dxa" w:w="2556"/>
+          </w:tcPr>
+          <w:p>
+            <w:r/>
+          </w:p>
+        </w:tc>
+      </w:tr>
+    </w:tbl>
+    <w:p>
+      <w:pPr>
+        <w:pStyle w:val="Heading3"/>
+      </w:pPr>
+      <w:r>
+        <w:t>The step I completed without help, and the hint I needed</w:t>
+      </w:r>
+    </w:p>
+    <w:p>
+      <w:r>
+        <w:t>________________________________________________________________</w:t>
+      </w:r>
+    </w:p>
+    <w:p>
+      <w:r>
+        <w:t>________________________________________________________________</w:t>
+      </w:r>
+    </w:p>
+    <w:p>
+      <w:r>
+        <w:t>________________________________________________________________</w:t>
+      </w:r>
+    </w:p>
+    <w:p>
+      <w:pPr>
+        <w:pStyle w:val="Heading1"/>
+      </w:pPr>
+      <w:r>
+        <w:t>03. Extra practice · Individual reasoning check</w:t>
+      </w:r>
+    </w:p>
+    <w:p>
+      <w:r>
+        <w:t>Keep this task’s inputs,rule and response together.</w:t>
+      </w:r>
+    </w:p>
+    <w:p>
+      <w:pPr>
+        <w:pStyle w:val="Heading2"/>
+      </w:pPr>
+      <w:r>
+        <w:t>Complete task and evidence</w:t>
+      </w:r>
+    </w:p>
+    <w:p>
+      <w:pPr>
+        <w:pStyle w:val="ListBullet"/>
+      </w:pPr>
+      <w:r>
+        <w:t>Use the worked case for Architecture and data flow. Proposed explanation: “The worked result establishes every future case”. Decide whether this explanation is supported. Point to the step or supplied fact that decides; explain your repair if needed.</w:t>
+      </w:r>
+    </w:p>
+    <w:p>
+      <w:pPr>
+        <w:pStyle w:val="Heading3"/>
+      </w:pPr>
+      <w:r>
+        <w:t>My explanation before partner discussion</w:t>
+      </w:r>
+    </w:p>
+    <w:p>
+      <w:r>
+        <w:t>________________________________________________________________</w:t>
+      </w:r>
+    </w:p>
+    <w:p>
+      <w:r>
+        <w:t>________________________________________________________________</w:t>
+      </w:r>
+    </w:p>
+    <w:p>
+      <w:r>
+        <w:t>________________________________________________________________</w:t>
+      </w:r>
+    </w:p>
+    <w:p>
+      <w:r>
+        <w:t>________________________________________________________________</w:t>
+      </w:r>
+    </w:p>
+    <w:p>
+      <w:pPr>
+        <w:pStyle w:val="Heading1"/>
+      </w:pPr>
+      <w:r>
+        <w:t>08. Reference · Earlier W4 response copy</w:t>
+      </w:r>
+    </w:p>
+    <w:p>
+      <w:r>
+        <w:t>Keep this task’s inputs,rule and response together.</w:t>
+      </w:r>
+    </w:p>
+    <w:p>
+      <w:pPr>
+        <w:pStyle w:val="Heading2"/>
+      </w:pPr>
+      <w:r>
+        <w:t>Complete task and evidence</w:t>
+      </w:r>
+    </w:p>
+    <w:p>
+      <w:pPr>
+        <w:pStyle w:val="ListBullet"/>
+      </w:pPr>
+      <w:r>
+        <w:t>Input is malformed, yet lookup runs and then a validator rejects output. Locate the first stage that should stop.</w:t>
+      </w:r>
+    </w:p>
+    <w:p>
+      <w:pPr>
+        <w:pStyle w:val="Heading3"/>
+      </w:pPr>
+      <w:r>
+        <w:t>My reasoning and evidence</w:t>
+      </w:r>
+    </w:p>
+    <w:p>
+      <w:r>
+        <w:t>________________________________________________________________</w:t>
+      </w:r>
+    </w:p>
+    <w:p>
+      <w:r>
+        <w:t>________________________________________________________________</w:t>
+      </w:r>
+    </w:p>
+    <w:p>
+      <w:r>
+        <w:t>________________________________________________________________</w:t>
+      </w:r>
+    </w:p>
+    <w:p>
+      <w:r>
+        <w:t>________________________________________________________________</w:t>
+      </w:r>
+    </w:p>
+    <w:p>
+      <w:r>
+        <w:t>________________________________________________________________</w:t>
+      </w:r>
+    </w:p>
+    <w:p>
+      <w:r>
+        <w:t>________________________________________________________________</w:t>
+      </w:r>
+    </w:p>
+    <w:p>
+      <w:r>
+        <w:t>________________________________________________________________</w:t>
+      </w:r>
+    </w:p>
+    <w:p>
+      <w:r>
+        <w:t>________________________________________________________________</w:t>
+      </w:r>
+    </w:p>
+    <w:p>
+      <w:pPr>
+        <w:pStyle w:val="Heading1"/>
+      </w:pPr>
+      <w:r>
+        <w:t>12. Extra practice · Pictured case</w:t>
+      </w:r>
+    </w:p>
+    <w:p>
+      <w:r>
+        <w:t>Keep this task’s inputs,rule and response together.</w:t>
+      </w:r>
+    </w:p>
+    <w:p>
+      <w:pPr>
+        <w:pStyle w:val="Heading2"/>
+      </w:pPr>
+      <w:r>
+        <w:t>Complete task and evidence</w:t>
+      </w:r>
+    </w:p>
+    <w:p>
+      <w:pPr>
+        <w:pStyle w:val="ListBullet"/>
+      </w:pPr>
+      <w:r>
         <w:t>Four boxes for a library reply. A learner asks when the map room closes. Follow the request through the service.</w:t>
       </w:r>
     </w:p>
     <w:p>
       <w:pPr>
-        <w:spacing w:line="336" w:lineRule="auto" w:after="180"/>
-      </w:pPr>
-      <w:r>
-        <w:rPr>
-          <w:b w:val="0"/>
-        </w:rPr>
+        <w:pStyle w:val="ListBullet"/>
+      </w:pPr>
+      <w:r>
         <w:t>Approved schedule R says 17:30. The model may phrase facts but cannot replace them.</w:t>
       </w:r>
     </w:p>
@@ -1278,13 +1129,9 @@
     </w:p>
     <w:p>
       <w:pPr>
-        <w:spacing w:line="336" w:lineRule="auto" w:after="180"/>
-        <w:shd w:fill="F5F1FB"/>
-      </w:pPr>
-      <w:r>
-        <w:rPr>
-          <w:b w:val="0"/>
-        </w:rPr>
+        <w:pStyle w:val="ListBullet"/>
+      </w:pPr>
+      <w:r>
         <w:t>Label what moves along the library request, retrieval and drafting arrows. Where does 17:30 come from, and why must the service stop if the retrieval arrow is disconnected?</w:t>
       </w:r>
     </w:p>
@@ -1328,57 +1175,18 @@
     </w:p>
     <w:p>
       <w:pPr>
-        <w:pStyle w:val="Heading3"/>
-      </w:pPr>
-      <w:r>
-        <w:t>Record the help used</w:t>
-      </w:r>
-    </w:p>
-    <w:p>
-      <w:pPr>
-        <w:spacing w:line="336" w:lineRule="auto" w:after="180"/>
-        <w:shd w:fill="F1F6F8"/>
-      </w:pPr>
-      <w:r>
-        <w:rPr>
-          <w:b w:val="0"/>
-        </w:rPr>
-        <w:t xml:space="preserve">Support used: alone / hint / worked example. This record is practice </w:t>
-      </w:r>
-      <w:r>
-        <w:rPr>
-          <w:b/>
-        </w:rPr>
-        <w:t>evidence</w:t>
-      </w:r>
-      <w:r>
-        <w:rPr>
-          <w:b w:val="0"/>
-        </w:rPr>
-        <w:t>.</w:t>
-      </w:r>
-    </w:p>
-    <w:p>
-      <w:pPr>
-        <w:spacing w:line="336" w:lineRule="auto" w:after="180"/>
-      </w:pPr>
-      <w:r>
-        <w:rPr>
-          <w:b w:val="0"/>
-        </w:rPr>
-        <w:t xml:space="preserve">Project connection: For the Grounded Learning Service, retain an annotated trace and the changed-case result. Name the contract or </w:t>
-      </w:r>
-      <w:r>
-        <w:rPr>
-          <w:b/>
-        </w:rPr>
-        <w:t>evidence</w:t>
-      </w:r>
-      <w:r>
-        <w:rPr>
-          <w:b w:val="0"/>
-        </w:rPr>
-        <w:t xml:space="preserve"> that makes the deciding step valid, so another team can review it.</w:t>
+        <w:pStyle w:val="ListBullet"/>
+      </w:pPr>
+      <w:r>
+        <w:t>Support used: alone / hint / worked example. This record is practice evidence.</w:t>
+      </w:r>
+    </w:p>
+    <w:p>
+      <w:pPr>
+        <w:pStyle w:val="ListBullet"/>
+      </w:pPr>
+      <w:r>
+        <w:t>Project connection: For the Grounded Learning Service, retain an annotated trace and the changed-case result. Name the contract or evidence that makes the deciding step valid, so another team can review it.</w:t>
       </w:r>
     </w:p>
     <w:p>
@@ -1386,69 +1194,44 @@
         <w:pStyle w:val="Heading1"/>
       </w:pPr>
       <w:r>
-        <w:t>13. Project portfolio milestone</w:t>
-      </w:r>
-    </w:p>
-    <w:p>
-      <w:r>
-        <w:t>Keep this week’s input, deciding step, result and limit together in the Grounded Learning Service record.</w:t>
-      </w:r>
-    </w:p>
-    <w:p>
-      <w:pPr>
-        <w:spacing w:line="336" w:lineRule="auto" w:after="180"/>
-      </w:pPr>
-      <w:r>
-        <w:rPr>
-          <w:b w:val="0"/>
-        </w:rPr>
+        <w:t>13. Reference · Project milestone</w:t>
+      </w:r>
+    </w:p>
+    <w:p>
+      <w:r>
+        <w:t>Keep this task’s inputs,rule and response together.</w:t>
+      </w:r>
+    </w:p>
+    <w:p>
+      <w:pPr>
+        <w:pStyle w:val="Heading2"/>
+      </w:pPr>
+      <w:r>
+        <w:t>Complete task and evidence</w:t>
+      </w:r>
+    </w:p>
+    <w:p>
+      <w:pPr>
+        <w:pStyle w:val="ListBullet"/>
+      </w:pPr>
+      <w:r>
         <w:t>Project: Grounded Learning Service</w:t>
       </w:r>
     </w:p>
     <w:p>
       <w:pPr>
-        <w:spacing w:line="336" w:lineRule="auto" w:after="180"/>
-      </w:pPr>
-      <w:r>
-        <w:rPr>
-          <w:b w:val="0"/>
-        </w:rPr>
-        <w:t xml:space="preserve">Current milestone: Frame the need. Name the user, the problem, allowed </w:t>
-      </w:r>
-      <w:r>
-        <w:rPr>
-          <w:b/>
-        </w:rPr>
-        <w:t>input</w:t>
-      </w:r>
-      <w:r>
-        <w:rPr>
-          <w:b w:val="0"/>
-        </w:rPr>
-        <w:t>s and a safe simple starting method.</w:t>
-      </w:r>
-    </w:p>
-    <w:p>
-      <w:pPr>
-        <w:spacing w:line="336" w:lineRule="auto" w:after="180"/>
-      </w:pPr>
-      <w:r>
-        <w:rPr>
-          <w:b w:val="0"/>
-        </w:rPr>
-        <w:t xml:space="preserve">For the Grounded Learning Service, retain an annotated trace and the changed-case result. Name the contract or </w:t>
-      </w:r>
-      <w:r>
-        <w:rPr>
-          <w:b/>
-        </w:rPr>
-        <w:t>evidence</w:t>
-      </w:r>
-      <w:r>
-        <w:rPr>
-          <w:b w:val="0"/>
-        </w:rPr>
-        <w:t xml:space="preserve"> that makes the deciding step valid, so another team can review it.</w:t>
+        <w:pStyle w:val="ListBullet"/>
+      </w:pPr>
+      <w:r>
+        <w:t>Current milestone: Frame the need. Name the user, the problem, allowed inputs and a safe simple starting method.</w:t>
+      </w:r>
+    </w:p>
+    <w:p>
+      <w:pPr>
+        <w:pStyle w:val="ListBullet"/>
+      </w:pPr>
+      <w:r>
+        <w:t>For the Grounded Learning Service, retain an annotated trace and the changed-case result. Name the contract or evidence that makes the deciding step valid, so another team can review it.</w:t>
       </w:r>
     </w:p>
     <w:tbl>
@@ -1605,12 +1388,412 @@
         <w:pStyle w:val="Heading1"/>
       </w:pPr>
       <w:r>
-        <w:t>14. Supported practice and learning evidence</w:t>
-      </w:r>
-    </w:p>
-    <w:p>
-      <w:r>
-        <w:t>Try the supported questions before comparing with hints and feedback. Record what you repaired and the evidence you retained.</w:t>
+        <w:t>14. Extra practice · Predict,check and repair</w:t>
+      </w:r>
+    </w:p>
+    <w:p>
+      <w:r>
+        <w:t>Keep supported feedback separate from the independent case.</w:t>
+      </w:r>
+    </w:p>
+    <w:p>
+      <w:pPr>
+        <w:pStyle w:val="Heading2"/>
+      </w:pPr>
+      <w:r>
+        <w:t>First supported question and optional hint</w:t>
+      </w:r>
+    </w:p>
+    <w:p>
+      <w:pPr>
+        <w:pStyle w:val="ListBullet"/>
+      </w:pPr>
+      <w:r>
+        <w:t>Four boxes for a library reply. A learner asks when the map room closes. Follow the request through the service.</w:t>
+      </w:r>
+    </w:p>
+    <w:p>
+      <w:pPr>
+        <w:pStyle w:val="Heading3"/>
+      </w:pPr>
+      <w:r>
+        <w:t>Practice 1: explain the deciding evidence</w:t>
+      </w:r>
+    </w:p>
+    <w:p>
+      <w:pPr>
+        <w:pStyle w:val="ListBullet"/>
+      </w:pPr>
+      <w:r>
+        <w:t>Which labelled step matches this detail? A draft cites R and states 17:30; validation checks agreement before returning it.</w:t>
+      </w:r>
+    </w:p>
+    <w:p>
+      <w:pPr>
+        <w:pStyle w:val="ListBullet"/>
+      </w:pPr>
+      <w:r>
+        <w:t>1. Retrieve R</w:t>
+      </w:r>
+    </w:p>
+    <w:p>
+      <w:pPr>
+        <w:pStyle w:val="ListBullet"/>
+      </w:pPr>
+      <w:r>
+        <w:t>2. Draft and check</w:t>
+      </w:r>
+    </w:p>
+    <w:p>
+      <w:pPr>
+        <w:pStyle w:val="ListBullet"/>
+      </w:pPr>
+      <w:r>
+        <w:t>3. Receive question</w:t>
+      </w:r>
+    </w:p>
+    <w:p>
+      <w:pPr>
+        <w:pStyle w:val="Heading3"/>
+      </w:pPr>
+      <w:r>
+        <w:t>My selected conclusion, deciding fact and explanation</w:t>
+      </w:r>
+    </w:p>
+    <w:p>
+      <w:r>
+        <w:t>________________________________________________________________</w:t>
+      </w:r>
+    </w:p>
+    <w:p>
+      <w:r>
+        <w:t>________________________________________________________________</w:t>
+      </w:r>
+    </w:p>
+    <w:p>
+      <w:r>
+        <w:t>________________________________________________________________</w:t>
+      </w:r>
+    </w:p>
+    <w:p>
+      <w:r>
+        <w:t>________________________________________________________________</w:t>
+      </w:r>
+    </w:p>
+    <w:p>
+      <w:r>
+        <w:t>________________________________________________________________</w:t>
+      </w:r>
+    </w:p>
+    <w:p>
+      <w:pPr>
+        <w:pStyle w:val="ListBullet"/>
+      </w:pPr>
+      <w:r>
+        <w:t>Hint if needed: Read the steps in the pictorial case. Match the supplied detail to the stage that performs or records it.</w:t>
+      </w:r>
+    </w:p>
+    <w:p>
+      <w:pPr>
+        <w:pStyle w:val="Heading2"/>
+      </w:pPr>
+      <w:r>
+        <w:t>Check after the first attempt · reference / check after trying</w:t>
+      </w:r>
+    </w:p>
+    <w:p>
+      <w:pPr>
+        <w:spacing w:line="336" w:lineRule="auto" w:after="180"/>
+      </w:pPr>
+      <w:r>
+        <w:rPr>
+          <w:b w:val="0"/>
+        </w:rPr>
+        <w:t>After your attempt, compare with the supported explanation: Draft and check A draft cites R and states 17:30; validation checks agreement before returning it.</w:t>
+      </w:r>
+    </w:p>
+    <w:p>
+      <w:pPr>
+        <w:spacing w:line="336" w:lineRule="auto" w:after="180"/>
+      </w:pPr>
+      <w:r>
+        <w:rPr>
+          <w:b w:val="0"/>
+        </w:rPr>
+        <w:t xml:space="preserve">An architecture assigns responsibilities and carries data between </w:t>
+      </w:r>
+      <w:r>
+        <w:rPr>
+          <w:b/>
+        </w:rPr>
+        <w:t>component</w:t>
+      </w:r>
+      <w:r>
+        <w:rPr>
+          <w:b w:val="0"/>
+        </w:rPr>
+        <w:t xml:space="preserve">s. Retrieval provides </w:t>
+      </w:r>
+      <w:r>
+        <w:rPr>
+          <w:b/>
+        </w:rPr>
+        <w:t>evidence</w:t>
+      </w:r>
+      <w:r>
+        <w:rPr>
+          <w:b w:val="0"/>
+        </w:rPr>
+        <w:t>; drafting supplies wording.</w:t>
+      </w:r>
+    </w:p>
+    <w:p>
+      <w:pPr>
+        <w:pStyle w:val="Heading2"/>
+      </w:pPr>
+      <w:r>
+        <w:t>Changed-case question and optional hint</w:t>
+      </w:r>
+    </w:p>
+    <w:p>
+      <w:pPr>
+        <w:pStyle w:val="Heading3"/>
+      </w:pPr>
+      <w:r>
+        <w:t>Practice 2: explain the deciding evidence</w:t>
+      </w:r>
+    </w:p>
+    <w:p>
+      <w:pPr>
+        <w:pStyle w:val="ListBullet"/>
+      </w:pPr>
+      <w:r>
+        <w:t>Changed-case practice: Disconnect retrieval from the application. Which conclusion is supported by the supplied facts?</w:t>
+      </w:r>
+    </w:p>
+    <w:p>
+      <w:pPr>
+        <w:pStyle w:val="ListBullet"/>
+      </w:pPr>
+      <w:r>
+        <w:t>1. Return review status rather than inventing a time.</w:t>
+      </w:r>
+    </w:p>
+    <w:p>
+      <w:pPr>
+        <w:pStyle w:val="ListBullet"/>
+      </w:pPr>
+      <w:r>
+        <w:t>2. This one example guarantees correct results for every future input.</w:t>
+      </w:r>
+    </w:p>
+    <w:p>
+      <w:pPr>
+        <w:pStyle w:val="ListBullet"/>
+      </w:pPr>
+      <w:r>
+        <w:t>3. We can decide the result without examining the changed input or the procedure.</w:t>
+      </w:r>
+    </w:p>
+    <w:p>
+      <w:pPr>
+        <w:pStyle w:val="Heading3"/>
+      </w:pPr>
+      <w:r>
+        <w:t>My selected conclusion, deciding fact and explanation</w:t>
+      </w:r>
+    </w:p>
+    <w:p>
+      <w:r>
+        <w:t>________________________________________________________________</w:t>
+      </w:r>
+    </w:p>
+    <w:p>
+      <w:r>
+        <w:t>________________________________________________________________</w:t>
+      </w:r>
+    </w:p>
+    <w:p>
+      <w:r>
+        <w:t>________________________________________________________________</w:t>
+      </w:r>
+    </w:p>
+    <w:p>
+      <w:r>
+        <w:t>________________________________________________________________</w:t>
+      </w:r>
+    </w:p>
+    <w:p>
+      <w:r>
+        <w:t>________________________________________________________________</w:t>
+      </w:r>
+    </w:p>
+    <w:p>
+      <w:pPr>
+        <w:pStyle w:val="ListBullet"/>
+      </w:pPr>
+      <w:r>
+        <w:t>Hint if needed: Use the changed condition and the deciding step in the pictorial trace. The answer must say what follows from those facts.</w:t>
+      </w:r>
+    </w:p>
+    <w:p>
+      <w:pPr>
+        <w:pStyle w:val="Heading2"/>
+      </w:pPr>
+      <w:r>
+        <w:t>Check after the changed attempt · reference / check after trying</w:t>
+      </w:r>
+    </w:p>
+    <w:p>
+      <w:pPr>
+        <w:spacing w:line="336" w:lineRule="auto" w:after="180"/>
+      </w:pPr>
+      <w:r>
+        <w:rPr>
+          <w:b w:val="0"/>
+        </w:rPr>
+        <w:t xml:space="preserve">After your attempt, compare with the supported explanation: Return review status rather than inventing a time. The supported-answer path lacks its required </w:t>
+      </w:r>
+      <w:r>
+        <w:rPr>
+          <w:b/>
+        </w:rPr>
+        <w:t>evidence</w:t>
+      </w:r>
+      <w:r>
+        <w:rPr>
+          <w:b w:val="0"/>
+        </w:rPr>
+        <w:t xml:space="preserve"> </w:t>
+      </w:r>
+      <w:r>
+        <w:rPr>
+          <w:b/>
+        </w:rPr>
+        <w:t>input</w:t>
+      </w:r>
+      <w:r>
+        <w:rPr>
+          <w:b w:val="0"/>
+        </w:rPr>
+        <w:t>.</w:t>
+      </w:r>
+    </w:p>
+    <w:p>
+      <w:pPr>
+        <w:pStyle w:val="Heading2"/>
+      </w:pPr>
+      <w:r>
+        <w:t>Repair and retain the record</w:t>
+      </w:r>
+    </w:p>
+    <w:p>
+      <w:pPr>
+        <w:spacing w:line="336" w:lineRule="auto" w:after="180"/>
+      </w:pPr>
+      <w:r>
+        <w:rPr>
+          <w:b w:val="0"/>
+        </w:rPr>
+        <w:t xml:space="preserve">Review Requirements and service boundaries (ai-6/1). Goal: Explain the </w:t>
+      </w:r>
+      <w:r>
+        <w:rPr>
+          <w:b/>
+        </w:rPr>
+        <w:t>mechanism</w:t>
+      </w:r>
+      <w:r>
+        <w:rPr>
+          <w:b w:val="0"/>
+        </w:rPr>
+        <w:t xml:space="preserve"> and terminology of requirements and service boundaries. Short practice: Split the museum visitor’s request into two operations.</w:t>
+      </w:r>
+    </w:p>
+    <w:p>
+      <w:pPr>
+        <w:spacing w:line="336" w:lineRule="auto" w:after="180"/>
+      </w:pPr>
+      <w:r>
+        <w:rPr>
+          <w:b w:val="0"/>
+        </w:rPr>
+        <w:t>Which can the service perform for P, and what happens to each operation when Q has no approved card?. Return to this week and explain what you changed.</w:t>
+      </w:r>
+    </w:p>
+    <w:p>
+      <w:pPr>
+        <w:spacing w:line="336" w:lineRule="auto" w:after="180"/>
+      </w:pPr>
+      <w:r>
+        <w:rPr>
+          <w:b w:val="0"/>
+        </w:rPr>
+        <w:t xml:space="preserve">Use Download completed work in the hosted lesson to export your answers, reflections, practice feedback and code-run </w:t>
+      </w:r>
+      <w:r>
+        <w:rPr>
+          <w:b/>
+        </w:rPr>
+        <w:t>evidence</w:t>
+      </w:r>
+      <w:r>
+        <w:rPr>
+          <w:b w:val="0"/>
+        </w:rPr>
+        <w:t>. Open the HTML copy to read or print it.</w:t>
+      </w:r>
+    </w:p>
+    <w:p>
+      <w:pPr>
+        <w:spacing w:line="336" w:lineRule="auto" w:after="180"/>
+      </w:pPr>
+      <w:r>
+        <w:rPr>
+          <w:b w:val="0"/>
+        </w:rPr>
+        <w:t>Drafts stay in this browser when storage is available; clear drafts on a shared device.</w:t>
+      </w:r>
+    </w:p>
+    <w:p>
+      <w:pPr>
+        <w:pStyle w:val="Heading3"/>
+      </w:pPr>
+      <w:r>
+        <w:t>What I repaired, the evidence I kept and the next test</w:t>
+      </w:r>
+    </w:p>
+    <w:p>
+      <w:r>
+        <w:t>________________________________________________________________</w:t>
+      </w:r>
+    </w:p>
+    <w:p>
+      <w:r>
+        <w:t>________________________________________________________________</w:t>
+      </w:r>
+    </w:p>
+    <w:p>
+      <w:r>
+        <w:t>________________________________________________________________</w:t>
+      </w:r>
+    </w:p>
+    <w:p>
+      <w:r>
+        <w:t>________________________________________________________________</w:t>
+      </w:r>
+    </w:p>
+    <w:p>
+      <w:r>
+        <w:t>________________________________________________________________</w:t>
+      </w:r>
+    </w:p>
+    <w:p>
+      <w:pPr>
+        <w:pStyle w:val="Heading2"/>
+      </w:pPr>
+      <w:r>
+        <w:t>Earlier wording, alternatives and picture transcripts · reference / check after trying</w:t>
       </w:r>
     </w:p>
     <w:p>
@@ -1626,68 +1809,10 @@
     </w:p>
     <w:p>
       <w:pPr>
-        <w:spacing w:line="336" w:lineRule="auto" w:after="180"/>
-      </w:pPr>
-      <w:r>
-        <w:rPr>
-          <w:b w:val="0"/>
-        </w:rPr>
-        <w:t>Four boxes for a library reply. A learner asks when the map room closes. Follow the request through the service.</w:t>
-      </w:r>
-    </w:p>
-    <w:p>
-      <w:pPr>
         <w:pStyle w:val="Heading3"/>
       </w:pPr>
       <w:r>
-        <w:t>Practice 1: explain the deciding evidence</w:t>
-      </w:r>
-    </w:p>
-    <w:p>
-      <w:pPr>
-        <w:spacing w:line="336" w:lineRule="auto" w:after="180"/>
-      </w:pPr>
-      <w:r>
-        <w:rPr>
-          <w:b w:val="0"/>
-        </w:rPr>
-        <w:t>Which labelled step matches this detail? A draft cites R and states 17:30; validation checks agreement before returning it.</w:t>
-      </w:r>
-    </w:p>
-    <w:p>
-      <w:pPr>
-        <w:spacing w:line="336" w:lineRule="auto" w:after="180"/>
-        <w:shd w:fill="F4F9FC"/>
-      </w:pPr>
-      <w:r>
-        <w:rPr>
-          <w:b w:val="0"/>
-        </w:rPr>
-        <w:t>1. Retrieve R</w:t>
-      </w:r>
-    </w:p>
-    <w:p>
-      <w:pPr>
-        <w:spacing w:line="336" w:lineRule="auto" w:after="180"/>
-        <w:shd w:fill="F4F9FC"/>
-      </w:pPr>
-      <w:r>
-        <w:rPr>
-          <w:b w:val="0"/>
-        </w:rPr>
-        <w:t>2. Draft and check</w:t>
-      </w:r>
-    </w:p>
-    <w:p>
-      <w:pPr>
-        <w:spacing w:line="336" w:lineRule="auto" w:after="180"/>
-        <w:shd w:fill="F4F9FC"/>
-      </w:pPr>
-      <w:r>
-        <w:rPr>
-          <w:b w:val="0"/>
-        </w:rPr>
-        <w:t>3. Receive question</w:t>
+        <w:t>Repair a missing building block</w:t>
       </w:r>
     </w:p>
     <w:p>
@@ -1695,428 +1820,25 @@
         <w:pStyle w:val="Heading3"/>
       </w:pPr>
       <w:r>
-        <w:t>My selected conclusion, deciding fact and explanation</w:t>
-      </w:r>
-    </w:p>
-    <w:p>
-      <w:r>
-        <w:t>________________________________________________________________</w:t>
-      </w:r>
-    </w:p>
-    <w:p>
-      <w:r>
-        <w:t>________________________________________________________________</w:t>
-      </w:r>
-    </w:p>
-    <w:p>
-      <w:r>
-        <w:t>________________________________________________________________</w:t>
-      </w:r>
-    </w:p>
-    <w:p>
-      <w:r>
-        <w:t>________________________________________________________________</w:t>
-      </w:r>
-    </w:p>
-    <w:p>
-      <w:r>
-        <w:t>________________________________________________________________</w:t>
-      </w:r>
-    </w:p>
-    <w:p>
-      <w:pPr>
-        <w:pStyle w:val="Heading3"/>
-      </w:pPr>
-      <w:r>
-        <w:t>Hint · try first</w:t>
-      </w:r>
-    </w:p>
-    <w:p>
-      <w:pPr>
-        <w:spacing w:line="336" w:lineRule="auto" w:after="180"/>
-        <w:shd w:fill="F1F6F8"/>
-      </w:pPr>
-      <w:r>
-        <w:rPr>
-          <w:b w:val="0"/>
-        </w:rPr>
-        <w:t>Hint if needed: Read the steps in the pictorial case. Match the supplied detail to the stage that performs or records it.</w:t>
-      </w:r>
-    </w:p>
-    <w:p>
-      <w:pPr>
-        <w:pStyle w:val="Heading3"/>
-      </w:pPr>
-      <w:r>
-        <w:t>Feedback · compare after trying</w:t>
-      </w:r>
-    </w:p>
-    <w:p>
-      <w:pPr>
-        <w:spacing w:line="336" w:lineRule="auto" w:after="180"/>
-        <w:shd w:fill="F1F6FC"/>
-      </w:pPr>
-      <w:r>
-        <w:rPr>
-          <w:b w:val="0"/>
-        </w:rPr>
-        <w:t>After your attempt, compare with the supported explanation: Draft and check A draft cites R and states 17:30; validation checks agreement before returning it.</w:t>
-      </w:r>
-    </w:p>
-    <w:p>
-      <w:pPr>
-        <w:spacing w:line="336" w:lineRule="auto" w:after="180"/>
-        <w:shd w:fill="F1F6FC"/>
-      </w:pPr>
-      <w:r>
-        <w:rPr>
-          <w:b w:val="0"/>
-        </w:rPr>
-        <w:t xml:space="preserve">An architecture assigns responsibilities and carries data between </w:t>
-      </w:r>
-      <w:r>
-        <w:rPr>
-          <w:b/>
-        </w:rPr>
-        <w:t>component</w:t>
-      </w:r>
-      <w:r>
-        <w:rPr>
-          <w:b w:val="0"/>
-        </w:rPr>
-        <w:t xml:space="preserve">s. Retrieval provides </w:t>
-      </w:r>
-      <w:r>
-        <w:rPr>
-          <w:b/>
-        </w:rPr>
-        <w:t>evidence</w:t>
-      </w:r>
-      <w:r>
-        <w:rPr>
-          <w:b w:val="0"/>
-        </w:rPr>
-        <w:t>; drafting supplies wording.</w:t>
-      </w:r>
-    </w:p>
-    <w:p>
-      <w:pPr>
-        <w:pStyle w:val="Heading3"/>
-      </w:pPr>
-      <w:r>
-        <w:t>Practice 2: explain the deciding evidence</w:t>
-      </w:r>
-    </w:p>
-    <w:p>
-      <w:pPr>
-        <w:pStyle w:val="Heading3"/>
-      </w:pPr>
-      <w:r>
-        <w:t>Changed case · predict first</w:t>
-      </w:r>
-    </w:p>
-    <w:p>
-      <w:pPr>
-        <w:spacing w:line="336" w:lineRule="auto" w:after="180"/>
-        <w:shd w:fill="F5F1FB"/>
-      </w:pPr>
-      <w:r>
-        <w:rPr>
-          <w:b w:val="0"/>
-        </w:rPr>
-        <w:t>Changed-case practice: Disconnect retrieval from the application. Which conclusion is supported by the supplied facts?</w:t>
-      </w:r>
-    </w:p>
-    <w:p>
-      <w:pPr>
-        <w:spacing w:line="336" w:lineRule="auto" w:after="180"/>
-        <w:shd w:fill="F4F9FC"/>
-      </w:pPr>
-      <w:r>
-        <w:rPr>
-          <w:b w:val="0"/>
-        </w:rPr>
-        <w:t>1. Return review status rather than inventing a time.</w:t>
-      </w:r>
-    </w:p>
-    <w:p>
-      <w:pPr>
-        <w:spacing w:line="336" w:lineRule="auto" w:after="180"/>
-        <w:shd w:fill="F4F9FC"/>
-      </w:pPr>
-      <w:r>
-        <w:rPr>
-          <w:b w:val="0"/>
-        </w:rPr>
-        <w:t xml:space="preserve">2. This one example guarantees correct results for every future </w:t>
-      </w:r>
-      <w:r>
-        <w:rPr>
-          <w:b/>
-        </w:rPr>
-        <w:t>input</w:t>
-      </w:r>
-      <w:r>
-        <w:rPr>
-          <w:b w:val="0"/>
-        </w:rPr>
-        <w:t>.</w:t>
-      </w:r>
-    </w:p>
-    <w:p>
-      <w:pPr>
-        <w:spacing w:line="336" w:lineRule="auto" w:after="180"/>
-        <w:shd w:fill="F4F9FC"/>
-      </w:pPr>
-      <w:r>
-        <w:rPr>
-          <w:b w:val="0"/>
-        </w:rPr>
-        <w:t xml:space="preserve">3. We can decide the result without examining the changed </w:t>
-      </w:r>
-      <w:r>
-        <w:rPr>
-          <w:b/>
-        </w:rPr>
-        <w:t>input</w:t>
-      </w:r>
-      <w:r>
-        <w:rPr>
-          <w:b w:val="0"/>
-        </w:rPr>
-        <w:t xml:space="preserve"> or the procedure.</w:t>
-      </w:r>
-    </w:p>
-    <w:p>
-      <w:pPr>
-        <w:pStyle w:val="Heading3"/>
-      </w:pPr>
-      <w:r>
-        <w:t>My selected conclusion, deciding fact and explanation</w:t>
-      </w:r>
-    </w:p>
-    <w:p>
-      <w:r>
-        <w:t>________________________________________________________________</w:t>
-      </w:r>
-    </w:p>
-    <w:p>
-      <w:r>
-        <w:t>________________________________________________________________</w:t>
-      </w:r>
-    </w:p>
-    <w:p>
-      <w:r>
-        <w:t>________________________________________________________________</w:t>
-      </w:r>
-    </w:p>
-    <w:p>
-      <w:r>
-        <w:t>________________________________________________________________</w:t>
-      </w:r>
-    </w:p>
-    <w:p>
-      <w:r>
-        <w:t>________________________________________________________________</w:t>
-      </w:r>
-    </w:p>
-    <w:p>
-      <w:pPr>
-        <w:pStyle w:val="Heading3"/>
-      </w:pPr>
-      <w:r>
-        <w:t>Hint · try first</w:t>
-      </w:r>
-    </w:p>
-    <w:p>
-      <w:pPr>
-        <w:spacing w:line="336" w:lineRule="auto" w:after="180"/>
-        <w:shd w:fill="F1F6F8"/>
-      </w:pPr>
-      <w:r>
-        <w:rPr>
-          <w:b w:val="0"/>
-        </w:rPr>
-        <w:t>Hint if needed: Use the changed condition and the deciding step in the pictorial trace. The answer must say what follows from those facts.</w:t>
-      </w:r>
-    </w:p>
-    <w:p>
-      <w:pPr>
-        <w:pStyle w:val="Heading3"/>
-      </w:pPr>
-      <w:r>
-        <w:t>Feedback · compare after trying</w:t>
-      </w:r>
-    </w:p>
-    <w:p>
-      <w:pPr>
-        <w:spacing w:line="336" w:lineRule="auto" w:after="180"/>
-        <w:shd w:fill="F1F6FC"/>
-      </w:pPr>
-      <w:r>
-        <w:rPr>
-          <w:b w:val="0"/>
-        </w:rPr>
-        <w:t xml:space="preserve">After your attempt, compare with the supported explanation: Return review status rather than inventing a time. The supported-answer path lacks its required </w:t>
-      </w:r>
-      <w:r>
-        <w:rPr>
-          <w:b/>
-        </w:rPr>
-        <w:t>evidence</w:t>
-      </w:r>
-      <w:r>
-        <w:rPr>
-          <w:b w:val="0"/>
-        </w:rPr>
-        <w:t xml:space="preserve"> </w:t>
-      </w:r>
-      <w:r>
-        <w:rPr>
-          <w:b/>
-        </w:rPr>
-        <w:t>input</w:t>
-      </w:r>
-      <w:r>
-        <w:rPr>
-          <w:b w:val="0"/>
-        </w:rPr>
-        <w:t>.</w:t>
-      </w:r>
-    </w:p>
-    <w:p>
-      <w:pPr>
-        <w:pStyle w:val="Heading3"/>
-      </w:pPr>
-      <w:r>
-        <w:t>Repair a missing building block</w:t>
-      </w:r>
-    </w:p>
-    <w:p>
-      <w:pPr>
-        <w:spacing w:line="336" w:lineRule="auto" w:after="180"/>
-      </w:pPr>
-      <w:r>
-        <w:rPr>
-          <w:b w:val="0"/>
-        </w:rPr>
-        <w:t xml:space="preserve">Review Requirements and service boundaries (ai-6/1). Goal: Explain the </w:t>
-      </w:r>
-      <w:r>
-        <w:rPr>
-          <w:b/>
-        </w:rPr>
-        <w:t>mechanism</w:t>
-      </w:r>
-      <w:r>
-        <w:rPr>
-          <w:b w:val="0"/>
-        </w:rPr>
-        <w:t xml:space="preserve"> and terminology of requirements and service boundaries. Short practice: Split the museum visitor’s request into two operations.</w:t>
-      </w:r>
-    </w:p>
-    <w:p>
-      <w:pPr>
-        <w:spacing w:line="336" w:lineRule="auto" w:after="180"/>
-      </w:pPr>
-      <w:r>
-        <w:rPr>
-          <w:b w:val="0"/>
-        </w:rPr>
-        <w:t>Which can the service perform for P, and what happens to each operation when Q has no approved card?. Return to this week and explain what you changed.</w:t>
-      </w:r>
-    </w:p>
-    <w:p>
-      <w:pPr>
-        <w:pStyle w:val="Heading3"/>
-      </w:pPr>
-      <w:r>
         <w:t>Keep your completed work</w:t>
       </w:r>
     </w:p>
     <w:p>
       <w:pPr>
-        <w:spacing w:line="336" w:lineRule="auto" w:after="180"/>
-      </w:pPr>
-      <w:r>
-        <w:rPr>
-          <w:b w:val="0"/>
-        </w:rPr>
-        <w:t xml:space="preserve">Use Download completed work in the hosted lesson to export your answers, reflections, practice feedback and code-run </w:t>
-      </w:r>
-      <w:r>
-        <w:rPr>
-          <w:b/>
-        </w:rPr>
-        <w:t>evidence</w:t>
-      </w:r>
-      <w:r>
-        <w:rPr>
-          <w:b w:val="0"/>
-        </w:rPr>
-        <w:t>. Open the HTML copy to read or print it.</w:t>
-      </w:r>
-    </w:p>
-    <w:p>
-      <w:pPr>
-        <w:spacing w:line="336" w:lineRule="auto" w:after="180"/>
-      </w:pPr>
-      <w:r>
-        <w:rPr>
-          <w:b w:val="0"/>
-        </w:rPr>
-        <w:t>Drafts stay in this browser when storage is available; clear drafts on a shared device.</w:t>
-      </w:r>
-    </w:p>
-    <w:p>
-      <w:pPr>
-        <w:pStyle w:val="Heading3"/>
-      </w:pPr>
-      <w:r>
-        <w:t>What I repaired, the evidence I kept and the next test</w:t>
-      </w:r>
-    </w:p>
-    <w:p>
-      <w:r>
-        <w:t>________________________________________________________________</w:t>
-      </w:r>
-    </w:p>
-    <w:p>
-      <w:r>
-        <w:t>________________________________________________________________</w:t>
-      </w:r>
-    </w:p>
-    <w:p>
-      <w:r>
-        <w:t>________________________________________________________________</w:t>
-      </w:r>
-    </w:p>
-    <w:p>
-      <w:r>
-        <w:t>________________________________________________________________</w:t>
-      </w:r>
-    </w:p>
-    <w:p>
-      <w:r>
-        <w:t>________________________________________________________________</w:t>
-      </w:r>
-    </w:p>
-    <w:p>
-      <w:pPr>
         <w:pStyle w:val="Heading1"/>
       </w:pPr>
       <w:r>
-        <w:t>15. Visual concept journey</w:t>
-      </w:r>
-    </w:p>
-    <w:p>
-      <w:r>
-        <w:t>Explain each Architecture and data flow picture from its labels, then record a relevant limit.</w:t>
-      </w:r>
-    </w:p>
-    <w:p>
-      <w:pPr>
-        <w:pStyle w:val="Heading3"/>
+        <w:t>15. Reference · Six-picture response sheets</w:t>
+      </w:r>
+    </w:p>
+    <w:p>
+      <w:r>
+        <w:t>Choose the picture that helps explain the current step.</w:t>
+      </w:r>
+    </w:p>
+    <w:p>
+      <w:pPr>
+        <w:pStyle w:val="Heading2"/>
       </w:pPr>
       <w:r>
         <w:t>01. Architecture and data flow: the case</w:t>
@@ -2172,7 +1894,6 @@
     <w:p>
       <w:pPr>
         <w:spacing w:line="336" w:lineRule="auto" w:after="180"/>
-        <w:shd w:fill="F5F1FB"/>
       </w:pPr>
       <w:r>
         <w:rPr>
@@ -2211,7 +1932,7 @@
     </w:p>
     <w:p>
       <w:pPr>
-        <w:pStyle w:val="Heading3"/>
+        <w:pStyle w:val="Heading2"/>
       </w:pPr>
       <w:r>
         <w:t>02. Follow the deciding steps</w:t>
@@ -2267,7 +1988,6 @@
     <w:p>
       <w:pPr>
         <w:spacing w:line="336" w:lineRule="auto" w:after="180"/>
-        <w:shd w:fill="F5F1FB"/>
       </w:pPr>
       <w:r>
         <w:rPr>
@@ -2318,7 +2038,7 @@
     </w:p>
     <w:p>
       <w:pPr>
-        <w:pStyle w:val="Heading3"/>
+        <w:pStyle w:val="Heading2"/>
       </w:pPr>
       <w:r>
         <w:t>03. Architecture and data flow — evidence trace</w:t>
@@ -2431,7 +2151,6 @@
     <w:p>
       <w:pPr>
         <w:spacing w:line="336" w:lineRule="auto" w:after="180"/>
-        <w:shd w:fill="F5F1FB"/>
       </w:pPr>
       <w:r>
         <w:rPr>
@@ -2470,7 +2189,7 @@
     </w:p>
     <w:p>
       <w:pPr>
-        <w:pStyle w:val="Heading3"/>
+        <w:pStyle w:val="Heading2"/>
       </w:pPr>
       <w:r>
         <w:t>04. Change one thing. Trace what follows.</w:t>
@@ -2561,7 +2280,6 @@
     <w:p>
       <w:pPr>
         <w:spacing w:line="336" w:lineRule="auto" w:after="180"/>
-        <w:shd w:fill="F5F1FB"/>
       </w:pPr>
       <w:r>
         <w:rPr>
@@ -2600,7 +2318,7 @@
     </w:p>
     <w:p>
       <w:pPr>
-        <w:pStyle w:val="Heading3"/>
+        <w:pStyle w:val="Heading2"/>
       </w:pPr>
       <w:r>
         <w:t>05. Connect the explanation to its limit</w:t>
@@ -2691,7 +2409,6 @@
     <w:p>
       <w:pPr>
         <w:spacing w:line="336" w:lineRule="auto" w:after="180"/>
-        <w:shd w:fill="F5F1FB"/>
       </w:pPr>
       <w:r>
         <w:rPr>
@@ -2730,7 +2447,7 @@
     </w:p>
     <w:p>
       <w:pPr>
-        <w:pStyle w:val="Heading3"/>
+        <w:pStyle w:val="Heading2"/>
       </w:pPr>
       <w:r>
         <w:t>06. Make the idea visible in your project</w:t>
@@ -2832,7 +2549,6 @@
     <w:p>
       <w:pPr>
         <w:spacing w:line="336" w:lineRule="auto" w:after="180"/>
-        <w:shd w:fill="F5F1FB"/>
       </w:pPr>
       <w:r>
         <w:rPr>
@@ -2879,6 +2595,62 @@
     <w:p>
       <w:r>
         <w:t>________________________________________________________________</w:t>
+      </w:r>
+    </w:p>
+    <w:p>
+      <w:pPr>
+        <w:pStyle w:val="Heading2"/>
+      </w:pPr>
+      <w:r>
+        <w:t>Earlier wording, alternatives and picture transcripts · reference / check after trying</w:t>
+      </w:r>
+    </w:p>
+    <w:p>
+      <w:pPr>
+        <w:pStyle w:val="Heading3"/>
+      </w:pPr>
+      <w:r>
+        <w:t>01. Architecture and data flow: the case</w:t>
+      </w:r>
+    </w:p>
+    <w:p>
+      <w:pPr>
+        <w:pStyle w:val="Heading3"/>
+      </w:pPr>
+      <w:r>
+        <w:t>02. Follow the deciding steps</w:t>
+      </w:r>
+    </w:p>
+    <w:p>
+      <w:pPr>
+        <w:pStyle w:val="Heading3"/>
+      </w:pPr>
+      <w:r>
+        <w:t>03. Architecture and data flow — evidence trace</w:t>
+      </w:r>
+    </w:p>
+    <w:p>
+      <w:pPr>
+        <w:pStyle w:val="Heading3"/>
+      </w:pPr>
+      <w:r>
+        <w:t>04. Change one thing. Trace what follows.</w:t>
+      </w:r>
+    </w:p>
+    <w:p>
+      <w:pPr>
+        <w:pStyle w:val="Heading3"/>
+      </w:pPr>
+      <w:r>
+        <w:t>05. Connect the explanation to its limit</w:t>
+      </w:r>
+    </w:p>
+    <w:p>
+      <w:pPr>
+        <w:pStyle w:val="Heading3"/>
+      </w:pPr>
+      <w:r>
+        <w:t>06. Make the idea visible in your project</w:t>
       </w:r>
     </w:p>
     <w:sectPr>
